--- a/tillsyn/S 2068-2026 tillsynsbegäran.docx
+++ b/tillsyn/S 2068-2026 tillsynsbegäran.docx
@@ -952,7 +952,7 @@
     <w:r>
       <w:tab/>
       <w:tab/>
-      <w:t>2026-07-28</w:t>
+      <w:t>2026-07-29</w:t>
       <w:br/>
       <w:br/>
     </w:r>

--- a/tillsyn/S 2068-2026 tillsynsbegäran.docx
+++ b/tillsyn/S 2068-2026 tillsynsbegäran.docx
@@ -952,7 +952,7 @@
     <w:r>
       <w:tab/>
       <w:tab/>
-      <w:t>2026-07-29</w:t>
+      <w:t>2026-07-30</w:t>
       <w:br/>
       <w:br/>
     </w:r>

--- a/tillsyn/S 2068-2026 tillsynsbegäran.docx
+++ b/tillsyn/S 2068-2026 tillsynsbegäran.docx
@@ -952,7 +952,7 @@
     <w:r>
       <w:tab/>
       <w:tab/>
-      <w:t>2026-07-30</w:t>
+      <w:t>2026-07-31</w:t>
       <w:br/>
       <w:br/>
     </w:r>

--- a/tillsyn/S 2068-2026 tillsynsbegäran.docx
+++ b/tillsyn/S 2068-2026 tillsynsbegäran.docx
@@ -952,7 +952,7 @@
     <w:r>
       <w:tab/>
       <w:tab/>
-      <w:t>2026-07-31</w:t>
+      <w:t>2026-08-01</w:t>
       <w:br/>
       <w:br/>
     </w:r>

--- a/tillsyn/S 2068-2026 tillsynsbegäran.docx
+++ b/tillsyn/S 2068-2026 tillsynsbegäran.docx
@@ -952,7 +952,7 @@
     <w:r>
       <w:tab/>
       <w:tab/>
-      <w:t>2026-08-01</w:t>
+      <w:t>2026-08-02</w:t>
       <w:br/>
       <w:br/>
     </w:r>

--- a/tillsyn/S 2068-2026 tillsynsbegäran.docx
+++ b/tillsyn/S 2068-2026 tillsynsbegäran.docx
@@ -952,7 +952,7 @@
     <w:r>
       <w:tab/>
       <w:tab/>
-      <w:t>2026-08-02</w:t>
+      <w:t>2026-08-03</w:t>
       <w:br/>
       <w:br/>
     </w:r>

--- a/tillsyn/S 2068-2026 tillsynsbegäran.docx
+++ b/tillsyn/S 2068-2026 tillsynsbegäran.docx
@@ -7,7 +7,7 @@
         <w:pStyle w:val="Title"/>
       </w:pPr>
       <w:r>
-        <w:t>Tillsynsbegäran – information om höga naturvärden i samrådsanmälan S 2068-2026 i Sollefteå kommun</w:t>
+        <w:t>Tillsynsbegäran – information om höga naturvärden och fridlysta arter i samrådsanmälan S 2068-2026 i Sollefteå kommun</w:t>
       </w:r>
     </w:p>
     <w:p>
@@ -22,7 +22,7 @@
       <w:r>
         <w:drawing>
           <wp:inline xmlns:a="http://schemas.openxmlformats.org/drawingml/2006/main" xmlns:pic="http://schemas.openxmlformats.org/drawingml/2006/picture">
-            <wp:extent cx="5299126" cy="5724000"/>
+            <wp:extent cx="5397476" cy="5724000"/>
             <wp:docPr id="1" name="Picture 1"/>
             <wp:cNvGraphicFramePr>
               <a:graphicFrameLocks noChangeAspect="1"/>
@@ -43,7 +43,7 @@
                   <pic:spPr>
                     <a:xfrm>
                       <a:off x="0" y="0"/>
-                      <a:ext cx="5299126" cy="5724000"/>
+                      <a:ext cx="5397476" cy="5724000"/>
                     </a:xfrm>
                     <a:prstGeom prst="rect"/>
                   </pic:spPr>
@@ -65,7 +65,7 @@
     </w:p>
     <w:p>
       <w:r>
-        <w:t>I och inom 23 meter från samrådsanmälan finns fynd av 9 naturvårdsarter, varav 6 är rödlistade, 8 är typiska (T) och 3 är signalarter (S): garnlav (VU, T), gammelgransskål (NT, T), lunglav (NT, T), ullticka (NT, T), violettgrå tagellav (NT, T), vitgrynig nållav (NT), bårdlav (S, T), skinnlav (S, T) och vedticka (S, T). Se Figur 1.</w:t>
+        <w:t>I och inom 23 meter från samrådsanmälan finns fynd av 34 naturvårdsarter, varav 17 är rödlistade, 8 är fridlysta, 29 är typiska (T) och 10 är signalarter (S): garnlav (VU, T), gränsticka (VU, T), knärot (VU, T, §8), lappticka (VU, T), ulltickeporing (VU), brunpudrad nållav (NT, T), doftskinn (NT, T), gammelgransskål (NT, T), harticka (NT, T), lunglav (NT, T), rosenticka (NT, T), rynkskinn (NT, T), talltita (NT, §4), tretåig hackspett (NT, T, §4), ullticka (NT, T), violettgrå tagellav (NT, T), vitgrynig nållav (NT), barkkornlav (S, T), brandticka (S), bårdlav (S, T), gulnål (S, T), korallblylav (S, T), korallrot (S, T, §8), skinnlav (S, T), stor aspticka (S, T), stuplav (S, T), vedticka (S, T), ekbräken (T), hultbräken (T), kransmossa (T), spillkråka (T, §4), tjäder (T, §4), tofsmes (T, §4) och fläcknycklar (§8). Se Figur 1.</w:t>
       </w:r>
     </w:p>
     <w:p>
@@ -138,6 +138,210 @@
         <w:rPr>
           <w:b/>
         </w:rPr>
+        <w:t>Gränsticka (VU)</w:t>
+      </w:r>
+      <w:r>
+        <w:t xml:space="preserve"> är en mycket bra signalart inom hela sitt utbredningsområde. Den är huvudsakligen knuten till restbestånd av barrnaturskog och förekommer med ett tydligt optimum i orörda eller måttligt påverkade gamla granskogar där det föreligger långvarig kontinuitet av grov död ved. Den totala populationen bedöms ha minskat och fortsätter att minska i takt med att grankontinuitetsskogar (äldre tidigare icke kalavverkade skogar) minskar i areal. Minskningstakten överstiger gränsvärdet för sårbar (VU). Lokaler som hyser arten bör undantas från skogsbruk, speciellt i mellersta och södra Sverige. Gränsticka är typisk art för </w:t>
+      </w:r>
+      <w:r>
+        <w:rPr>
+          <w:i/>
+        </w:rPr>
+        <w:t>9010 Taiga</w:t>
+      </w:r>
+      <w:r>
+        <w:t xml:space="preserve"> (SLU Artdatabanken, 2026; Nitare &amp; Skogsstyrelsen, 2019).</w:t>
+      </w:r>
+    </w:p>
+    <w:p>
+      <w:r>
+        <w:rPr>
+          <w:b/>
+        </w:rPr>
+        <w:t>Knärot (VU, §8)</w:t>
+      </w:r>
+      <w:r>
+        <w:t xml:space="preserve"> är typisk art för </w:t>
+      </w:r>
+      <w:r>
+        <w:rPr>
+          <w:i/>
+        </w:rPr>
+        <w:t xml:space="preserve">9010 Taiga </w:t>
+      </w:r>
+      <w:r>
+        <w:t>och</w:t>
+      </w:r>
+      <w:r>
+        <w:rPr>
+          <w:i/>
+        </w:rPr>
+        <w:t xml:space="preserve"> 9050 Näringsrik granskog</w:t>
+      </w:r>
+      <w:r>
+        <w:t xml:space="preserve">, rödlistad som sårbar och fridlyst enligt 8§ artskyddsförordningen. En nyligen genomförd analys av 79 floraväktarlokaler indikerar att det behövs någonstans mellan 100 och 150 meters skyddszon för att en knärotspopulation inte ska dö ut på lång sikt (Sebestyén &amp; Sundberg, 2025). Detta ligger väl i linje med tidigare genomförda studier som visar att det krävs väl tilltagna buffertzoner för att knäroten inte ska ta skada av skogsbruksåtgärder i intilliggande skog (Johnson, 2014; Koelmeijer m.fl., 2022; Skogsstyrelsen, 2022). Arten är även känslig för gallring vilket framgår av Skogsstyrelsens egen vägledning för hänsyn till knärot (Skogsstyrelsen, 2022). Ytterligare en studie visar på den starka korrelationen mellan minskande arealer kontinuitetsskog och lokal utdöenderisk. Knäroten uppvisade en mycket låg koloniseringsgrad (0,7 % över 10 år) i kombination med hög lokal utrotningsrisk (75,2 %), där utrotningssannolikheten ökade kraftigt när arealen kontinuitetsskog minskade mellan undersökningar, t.ex. på grund av kalhyggesbruk (Johansson et al., 2026). För rika förekomster av knärot är reservatsbildning eller biotopskydd lämpliga åtgärder för att skydda den. På knärot kan den sällsynta rostsvampen </w:t>
+      </w:r>
+      <w:r>
+        <w:rPr>
+          <w:i/>
+        </w:rPr>
+        <w:t>Pucciniastrum goodyerae</w:t>
+      </w:r>
+      <w:r>
+        <w:t xml:space="preserve"> påträffas. </w:t>
+      </w:r>
+      <w:r>
+        <w:rPr>
+          <w:i/>
+        </w:rPr>
+        <w:t>Pucciniastrum goodyerae</w:t>
+      </w:r>
+      <w:r>
+        <w:t xml:space="preserve"> är klassad som NE (ej bedömd) i rödlistan (SLU Artdatabanken, 2024).</w:t>
+      </w:r>
+    </w:p>
+    <w:p>
+      <w:r>
+        <w:t>I det samrådsanmälda området finns 12 fyndplatser för knärot registrerade på Artportalen. Figur 2 visar gränserna för buffertzoner på 50 m, som behöver lämnas kring fyndplatserna för att knärotslokalerna inte ska försvinna vid en avverkning. Av det samrådsanmälda området överlappar 6.35 ha med buffertzonerna och får av detta skäl inte avverkas.</w:t>
+      </w:r>
+    </w:p>
+    <w:p>
+      <w:pPr>
+        <w:pStyle w:val="Caption"/>
+      </w:pPr>
+      <w:r>
+        <w:drawing>
+          <wp:inline xmlns:a="http://schemas.openxmlformats.org/drawingml/2006/main" xmlns:pic="http://schemas.openxmlformats.org/drawingml/2006/picture">
+            <wp:extent cx="5486400" cy="8043035"/>
+            <wp:docPr id="2" name="Picture 2"/>
+            <wp:cNvGraphicFramePr>
+              <a:graphicFrameLocks noChangeAspect="1"/>
+            </wp:cNvGraphicFramePr>
+            <a:graphic>
+              <a:graphicData uri="http://schemas.openxmlformats.org/drawingml/2006/picture">
+                <pic:pic>
+                  <pic:nvPicPr>
+                    <pic:cNvPr id="0" name="S 2068-2026 karta knärot.png"/>
+                    <pic:cNvPicPr/>
+                  </pic:nvPicPr>
+                  <pic:blipFill>
+                    <a:blip r:embed="rId17"/>
+                    <a:stretch>
+                      <a:fillRect/>
+                    </a:stretch>
+                  </pic:blipFill>
+                  <pic:spPr>
+                    <a:xfrm>
+                      <a:off x="0" y="0"/>
+                      <a:ext cx="5486400" cy="8043035"/>
+                    </a:xfrm>
+                    <a:prstGeom prst="rect"/>
+                  </pic:spPr>
+                </pic:pic>
+              </a:graphicData>
+            </a:graphic>
+          </wp:inline>
+        </w:drawing>
+      </w:r>
+    </w:p>
+    <w:p>
+      <w:pPr>
+        <w:pStyle w:val="Caption"/>
+        <w:spacing w:after="240"/>
+      </w:pPr>
+      <w:r>
+        <w:t>Figur 2. Fyndplatser och buffertzoner för knärot i det samrådsanmälda området. Endast fyndplatser vars buffertzoner överlappar med det samrådsanmälda området har tagits med i visualiseringen. Kartans mittpunktskoordinat är N 6994633, E 607800 i SWEREF 99 TM.</w:t>
+      </w:r>
+    </w:p>
+    <w:p>
+      <w:r>
+        <w:rPr>
+          <w:b/>
+        </w:rPr>
+        <w:t>Lappticka (VU)</w:t>
+      </w:r>
+      <w:r>
+        <w:t xml:space="preserve">, rödlistad som sårbar, är knuten till gamla granskogar med riklig förekomst av död ved. Den klassas som en “urskogsindikator” och alla skogsskötselåtgärder på eller i omedelbar närhet av lokalerna utgör ett hot. Lappticka är typisk art för </w:t>
+      </w:r>
+      <w:r>
+        <w:rPr>
+          <w:i/>
+        </w:rPr>
+        <w:t>9010 Taiga</w:t>
+      </w:r>
+      <w:r>
+        <w:t xml:space="preserve"> (Nitare &amp; Skogsstyrelsen, 2019; SLU Artdatabanken, 2024).</w:t>
+      </w:r>
+    </w:p>
+    <w:p>
+      <w:r>
+        <w:rPr>
+          <w:b/>
+        </w:rPr>
+        <w:t xml:space="preserve">Ulltickeporing </w:t>
+      </w:r>
+      <w:r>
+        <w:rPr>
+          <w:b/>
+          <w:i/>
+        </w:rPr>
+        <w:t>Skeletocutis brevispora</w:t>
+      </w:r>
+      <w:r>
+        <w:rPr>
+          <w:b/>
+        </w:rPr>
+        <w:t xml:space="preserve"> (VU)</w:t>
+      </w:r>
+      <w:r>
+        <w:t>, rödlistad som sårbar, växer på ullticka (NT) i naturskogsartade granskogar. Avverkning av naturskogslika miljöer och av grova granar där ulltickeporing förekommer är ett direkt hot mot artens fortlevnad. Alla skogliga åtgärder som innebär att lågor och döda eller skadade träd tas bort missgynnar arten. På sikt är minskad tillgång till lämpligt substrat och krympande areal av naturskog ett hot, framförallt råder brist på grov ved som lågor i sena nedbrytningsstadier. Ytterligare fragmentering av skogslandskapet minskar artens möjligheter till spridning. Gamla granskogar som hyser arten undantas helt från skogsbruk (SLU Artdatabanken, 2024).</w:t>
+      </w:r>
+    </w:p>
+    <w:p>
+      <w:r>
+        <w:rPr>
+          <w:b/>
+        </w:rPr>
+        <w:t>Brunpudrad nållav (NT)</w:t>
+      </w:r>
+      <w:r>
+        <w:t xml:space="preserve"> är beroende av hög, jämn luftfuktighet och kan påträffas i fuktiga skogar av naturskogskaraktär, ofta i sumpgranskog eller andra sumpskogar. Arten är placerad högst upp i Skogsstyrelsens värdepyramid för bedömning av skog med höga naturvärden och förekomster bör undantas från skogsbruksåtgärder. Brunpudrad nållav är typisk art för </w:t>
+      </w:r>
+      <w:r>
+        <w:rPr>
+          <w:i/>
+        </w:rPr>
+        <w:t>9010 Taiga</w:t>
+      </w:r>
+      <w:r>
+        <w:t xml:space="preserve"> (SLU Artdatabanken, 2024; Nitare &amp; Skogsstyrelsen, 2019).</w:t>
+      </w:r>
+    </w:p>
+    <w:p>
+      <w:r>
+        <w:rPr>
+          <w:b/>
+        </w:rPr>
+        <w:t>Doftskinn (NT)</w:t>
+      </w:r>
+      <w:r>
+        <w:t xml:space="preserve">, rödlistad som nära hotad, är en mycket bra signalart för boreal granskog och indikerar ett gran-skogsekosystem med lång kontinuitet av grova lågor. Arten är placerad i toppen av Skogsstyrelsens värdepyramid för bedömning av skog med höga naturvärden och har klassats som en “urskogsindikator”, då den förekommer med ett tydligt optimum i helt eller nästan helt orörda skogar. Doftskinn är typisk art för </w:t>
+      </w:r>
+      <w:r>
+        <w:rPr>
+          <w:i/>
+        </w:rPr>
+        <w:t xml:space="preserve">9010 Taiga </w:t>
+      </w:r>
+      <w:r>
+        <w:t>(SLU Artdatabanken, 2025; Nitare &amp; Skogsstyrelsen, 2019).</w:t>
+      </w:r>
+    </w:p>
+    <w:p>
+      <w:r>
+        <w:rPr>
+          <w:b/>
+        </w:rPr>
         <w:t>Gammelgransskål (NT)</w:t>
       </w:r>
       <w:r>
@@ -158,6 +362,35 @@
         <w:rPr>
           <w:b/>
         </w:rPr>
+        <w:t>Harticka (NT)</w:t>
+      </w:r>
+      <w:r>
+        <w:t xml:space="preserve"> är normalt en mycket bra signalart för granskogar med höga naturvärden. Även när svampen påträffas i mer påverkade skogar är det nästan alltid fråga om skogsmiljöer i sena successionsstadier med höga naturvärden. Skogsskötselåtgärder på eller i omedelbar närhet av växtplatserna kan innebära ett hot mot arten. Harticka är typisk art för </w:t>
+      </w:r>
+      <w:r>
+        <w:rPr>
+          <w:i/>
+        </w:rPr>
+        <w:t xml:space="preserve">9010 Taiga, 9050 Näringsrik granskog </w:t>
+      </w:r>
+      <w:r>
+        <w:t xml:space="preserve">och </w:t>
+      </w:r>
+      <w:r>
+        <w:rPr>
+          <w:i/>
+        </w:rPr>
+        <w:t>9030 Landhöjningsskog</w:t>
+      </w:r>
+      <w:r>
+        <w:t xml:space="preserve"> (SLU Artdatabanken, 2024; Nitare &amp; Skogsstyrelsen, 2019).</w:t>
+      </w:r>
+    </w:p>
+    <w:p>
+      <w:r>
+        <w:rPr>
+          <w:b/>
+        </w:rPr>
         <w:t>Lunglav (NT)</w:t>
       </w:r>
       <w:r>
@@ -214,6 +447,104 @@
         <w:rPr>
           <w:b/>
         </w:rPr>
+        <w:t>Rosenticka (NT)</w:t>
+      </w:r>
+      <w:r>
+        <w:t xml:space="preserve">, rödlistad som nära hotad, ingår i en karaktäristisk association av vedsvampar som växer på gamla, grova granlågor i urskogsartade barrskogar. Den är placerad i toppen av Skogsstyrelsens värdepyramid för bedömning av skog med höga naturvärden och indikerar ett granskogsekosystem med långvarig kontinuitet av grova lågor. Artens beroende av grova granlågor innebär att alla skogsskötselåtgärder på eller i omedelbar närhet av lokalerna utgör ett hot på lång sikt. Det är angeläget att populationerna inte ytterligare glesas ut och ett tillräckligt antal områden där arten nu finns måste sparas för framtiden. Rosenticka är typisk art för </w:t>
+      </w:r>
+      <w:r>
+        <w:rPr>
+          <w:i/>
+        </w:rPr>
+        <w:t xml:space="preserve">9010 Taiga </w:t>
+      </w:r>
+      <w:r>
+        <w:t xml:space="preserve">och </w:t>
+      </w:r>
+      <w:r>
+        <w:rPr>
+          <w:i/>
+        </w:rPr>
+        <w:t>9050 Näringsrik granskog</w:t>
+      </w:r>
+      <w:r>
+        <w:t xml:space="preserve"> (Nitare &amp; Skogsstyrelsen, 2019; SLU Artdatabanken, 2024).</w:t>
+      </w:r>
+    </w:p>
+    <w:p>
+      <w:r>
+        <w:rPr>
+          <w:b/>
+        </w:rPr>
+        <w:t>Rynkskinn (NT)</w:t>
+      </w:r>
+      <w:r>
+        <w:t xml:space="preserve"> är en vednedbrytare som växer på grova granlågor och ingår i en karaktäristisk association av vedsvampar knutna till urskogsartade barrskogar. Den har klassificerats som en “urskogsindikator” och är placerad i toppen av Skogsstyrelsens värdepyramid för bedömning av skog med höga naturvärden. Allt tyder på att rynkskinn är mycket känslig för skogliga ingrepp och lokalerna, som oftast har höga biologiska kvaliteter, bör lämnas till fri utveckling. Rynkskinn är typisk art för </w:t>
+      </w:r>
+      <w:r>
+        <w:rPr>
+          <w:i/>
+        </w:rPr>
+        <w:t xml:space="preserve">9010 Taiga, 9050 Näringsrik granskog </w:t>
+      </w:r>
+      <w:r>
+        <w:t>och</w:t>
+      </w:r>
+      <w:r>
+        <w:rPr>
+          <w:i/>
+        </w:rPr>
+        <w:t xml:space="preserve"> 9030 Landhöjningsskog</w:t>
+      </w:r>
+      <w:r>
+        <w:t xml:space="preserve"> (Nitare &amp; Skogsstyrelsen, 2019; SLU Artdatabanken, 2026).</w:t>
+      </w:r>
+    </w:p>
+    <w:p>
+      <w:r>
+        <w:rPr>
+          <w:b/>
+        </w:rPr>
+        <w:t>Talltita (NT, §4)</w:t>
+      </w:r>
+      <w:r>
+        <w:t>, rödlistad som nära hotad och prioriterad art i Skogsvårdslagen, har häckningsrevir i anmälan. Arten har minskat kraftigt de senaste 30 åren och minskningstakten innevarande 10-årsperiod beräknas till 20 (10–30) %. Talltitan är synnerligen trogen sitt cirka 15 hektar stora revir och är beroende av flerskiktade olikåldriga skogar för att kunna föda upp sina ungar. Talltitan försvinner om dess livsmiljö kalavverkas (Eggers &amp; Low, 2014; Ekman, 1979; Griesser et al, 2007; Klein, 2020; Siffczyk et al, 2003; SLU Artdatabanken, 2021).</w:t>
+      </w:r>
+    </w:p>
+    <w:p>
+      <w:r>
+        <w:rPr>
+          <w:b/>
+        </w:rPr>
+        <w:t>Tretåig hackspett (NT, §4)</w:t>
+      </w:r>
+      <w:r>
+        <w:t xml:space="preserve"> är rödlistad som nära hotad och ingår i bilaga 1 i EU:s fågeldirektiv. Tretåig hackspett är för sin överlevnad beroende av kontinuerlig tillförsel av äldre döende och död ved, som sker genom naturliga självgallringsprocesser i äldre grannaturskogar och barrblandade naturskogar. Om en skog genom skogsbruk gallras eller glesas ur så upphör och uteblir i stort sett den naturliga självgallringsprocessen för mycket lång tid framöver vilket omöjliggör upprätthållandet av den kontinuerliga ekologiska funktionen i ett område. Det finns studier som visar att naturskogens självgallringsprocess som den tretåiga hackspetten är beroende av, inte kan ersättas med efterlämnad hänsyn i skogsbruket (Imbeau &amp; Desrochers, 2002). Storleken på häckningsreviret varierar med skogstypen, förekomsten av död ved och graden av fragmentering, men är i allmänhet i storleksordningen 25–100 hektar. Vintertid krävs ofta betydligt större områden och det finns studier som antyder att arten behöver minst 100 hektar äldre skog. I områden med låg bonitet kan det behövas över 200 hektar lämpligt habitat för att ett par ska kunna reproducera sig. Områden med dokumenterad permanent förekomst i naturskogsmiljöer har vanligen så stora naturvärden att skogsbruk är olämpligt. Tretåig hackspett är typisk art för </w:t>
+      </w:r>
+      <w:r>
+        <w:rPr>
+          <w:i/>
+        </w:rPr>
+        <w:t xml:space="preserve">9010 Taiga, 9740 Skogsbevuxen myr, 9030 Landhöjningsskog </w:t>
+      </w:r>
+      <w:r>
+        <w:t xml:space="preserve">och </w:t>
+      </w:r>
+      <w:r>
+        <w:rPr>
+          <w:i/>
+        </w:rPr>
+        <w:t>9040 Fjällbjörkskog</w:t>
+      </w:r>
+      <w:r>
+        <w:t xml:space="preserve"> (Skogsstyrelsen, 2016; SLU Artdatabanken, 2024).</w:t>
+      </w:r>
+    </w:p>
+    <w:p>
+      <w:r>
+        <w:rPr>
+          <w:b/>
+        </w:rPr>
         <w:t>Ullticka (NT)</w:t>
       </w:r>
       <w:r>
@@ -301,6 +632,37 @@
         <w:rPr>
           <w:b/>
         </w:rPr>
+        <w:t>Barkkornlav</w:t>
+      </w:r>
+      <w:r>
+        <w:t xml:space="preserve"> växer på bark av bl.a. gran, ek, al, asp, rönn, sälg och en i ädellövskogar, granskogar, barr- och lövblandskogar med hög luftfuktighet. Barkkornlav är typisk art för </w:t>
+      </w:r>
+      <w:r>
+        <w:rPr>
+          <w:i/>
+        </w:rPr>
+        <w:t>9190 Näringsfattig ekskog</w:t>
+      </w:r>
+      <w:r>
+        <w:t xml:space="preserve"> (SLU Artdatabanken, 2025).</w:t>
+      </w:r>
+    </w:p>
+    <w:p>
+      <w:r>
+        <w:rPr>
+          <w:b/>
+        </w:rPr>
+        <w:t xml:space="preserve">Brandticka </w:t>
+      </w:r>
+      <w:r>
+        <w:t>förekommer främst i olikåldrig fuktig granskog med mycket död ved, ofta i kärrkanter eller vid bäckar på lokaler med hög luftfuktighet. Växer huvudsakligen på grova granlågor, någon enstaka gång på tall, asp eller björk, och verkar knuten till ved som först rötats av klibbticka. Arten var tidigare rödlistad men en sentida ökning, bland annat i barkborreangripna granplanteringar i sydligaste Skandinavien har förändrat hotbilden. Populationen i landet kan påverkas negativt av kalavverkning och ett skogsbruk som innebär att mängden grova granlågor minskar. Även dikning och gallring som leder till ett torrare mikroklimat på växtplatserna kan ha negativ inverkan. För att säkerställa en gynnsam bevarandestatus på sikt bör områdesskydd av artens livsmiljöer upprättas på ett sätt som tryggar livskraftiga populationer på landskapsnivå. Vid skogsbruk bör grov död ved och skyddszoner vid kärr och vattendrag lämnas, och träd tillåtas åldras och dö på ett sätt som skapar kontinuerlig tillgång på livsmiljöer (SLU Artdatabanken, 2025).</w:t>
+      </w:r>
+    </w:p>
+    <w:p>
+      <w:r>
+        <w:rPr>
+          <w:b/>
+        </w:rPr>
         <w:t>Bårdlav</w:t>
       </w:r>
       <w:r>
@@ -348,6 +710,84 @@
         <w:rPr>
           <w:b/>
         </w:rPr>
+        <w:t>Gulnål</w:t>
+      </w:r>
+      <w:r>
+        <w:t xml:space="preserve"> växer mest på murknande lövträdsved och barrträdsved och förekommer i skuggiga miljöer med hög luftfuktighet. I södra Sverige är den en relativt bra signal på biotoper med höga naturvärden och följs ofta av sällsynta arter. Gulnål är typisk art för </w:t>
+      </w:r>
+      <w:r>
+        <w:rPr>
+          <w:i/>
+        </w:rPr>
+        <w:t>9110 Näringsfattig bokskog</w:t>
+      </w:r>
+      <w:r>
+        <w:t xml:space="preserve"> och</w:t>
+      </w:r>
+      <w:r>
+        <w:rPr>
+          <w:i/>
+        </w:rPr>
+        <w:t xml:space="preserve"> 9130 Näringsrik bokskog </w:t>
+      </w:r>
+      <w:r>
+        <w:t>(Nitare &amp; Skogsstyrelsen, 2019; SLU Artdatabanken, 2025).</w:t>
+      </w:r>
+    </w:p>
+    <w:p>
+      <w:r>
+        <w:rPr>
+          <w:b/>
+        </w:rPr>
+        <w:t>Korallblylav</w:t>
+      </w:r>
+      <w:r>
+        <w:t xml:space="preserve"> växer på bark av asp, ask, rönn, sälg, bok och lönn och signalerar överallt skogsbestånd med höga naturvärden och den följs nästan alltid av andra ovanliga och rödlistade arter. Den indikerar hög och jämn luftfuktighet och växer främst i områden med lång skoglig kontinuitet där det funnits ett ständigt inslag av gamla lövträd. Korallblylav är typisk art för </w:t>
+      </w:r>
+      <w:r>
+        <w:rPr>
+          <w:i/>
+        </w:rPr>
+        <w:t xml:space="preserve">9020 Nordlig ädellövskog, 9070 Trädklädd betesmark, 9160 Näringsrik ekskog, 9180 Ädellövskog i branter </w:t>
+      </w:r>
+      <w:r>
+        <w:t>och</w:t>
+      </w:r>
+      <w:r>
+        <w:rPr>
+          <w:i/>
+        </w:rPr>
+        <w:t xml:space="preserve"> 9190 Näringsfattig ekskog</w:t>
+      </w:r>
+      <w:r>
+        <w:t xml:space="preserve"> (SLU Artdatabanken, 2024; Nitare &amp; Skogsstyrelsen, 2019).</w:t>
+      </w:r>
+    </w:p>
+    <w:p>
+      <w:r>
+        <w:rPr>
+          <w:b/>
+        </w:rPr>
+        <w:t>Korallrot (§8)</w:t>
+      </w:r>
+      <w:r>
+        <w:t xml:space="preserve"> växer i sumpskogar och annan fuktig eller växelfuktig skogsmark, exempelvis i alkärr och kärrkanter, fuktiga bäckdalar, raviner, myrlaggar, sumpiga strandskogar samt i fuktiga lundar. Den visar på mer eller mindre stabila förhållanden och intakt hydrologi och är känslig för avverkning, körskador, skogsgödsling och dikning. Korallrot är typisk art för </w:t>
+      </w:r>
+      <w:r>
+        <w:rPr>
+          <w:i/>
+        </w:rPr>
+        <w:t>9080 Lövsumpskog</w:t>
+      </w:r>
+      <w:r>
+        <w:t xml:space="preserve"> och fridlyst enligt 8 § artskyddsförordningen (SLU Artdatabanken, 2024; Nitare &amp; Skogsstyrelsen, 2019).</w:t>
+      </w:r>
+    </w:p>
+    <w:p>
+      <w:r>
+        <w:rPr>
+          <w:b/>
+        </w:rPr>
         <w:t xml:space="preserve">Skinnlav </w:t>
       </w:r>
       <w:r>
@@ -377,6 +817,91 @@
         <w:rPr>
           <w:b/>
         </w:rPr>
+        <w:t>Stor aspticka</w:t>
+      </w:r>
+      <w:r>
+        <w:t xml:space="preserve"> är knuten till gamla levande aspar och orsakar karaktäristiska inbuktningar i stammen (så kallad nekroser). Slutavverknings- och gallringsåtgärder i löv- och blandskogsbestånd som innebär att tillgången på grov asp minskar är ett hot mot arten. Det är viktigt att äldre aspar och aspbestånd sparas och för att gynna arten på sikt bör aspinslagen i t.ex. bergbranter, raviner, skogsbryn och kring äldre odlingsmarker generellt sparas i större utsträckning än vad som görs idag. Stor aspticka är typisk art för </w:t>
+      </w:r>
+      <w:r>
+        <w:rPr>
+          <w:i/>
+        </w:rPr>
+        <w:t xml:space="preserve">9010 Taiga </w:t>
+      </w:r>
+      <w:r>
+        <w:t xml:space="preserve">och </w:t>
+      </w:r>
+      <w:r>
+        <w:rPr>
+          <w:i/>
+        </w:rPr>
+        <w:t>9030 Landhöjningsskog</w:t>
+      </w:r>
+      <w:r>
+        <w:t xml:space="preserve"> (SLU Artdatabanken, 2024; Nitare &amp; Skogsstyrelsen, 2019).</w:t>
+      </w:r>
+    </w:p>
+    <w:p>
+      <w:r>
+        <w:rPr>
+          <w:b/>
+        </w:rPr>
+        <w:t>Stuplav</w:t>
+      </w:r>
+      <w:r>
+        <w:t xml:space="preserve"> är en mycket bra signalart i hela sitt utbredningsområde och förekommer nästan enbart i skogsmiljöer med höga naturvärden. Den indikerar långvarig förekomst av gamla lövträd och miljöer med konstant hög luftfuktighet. I skogar med suboceaniskt klimat finns det en mycket sällsynt parasit, njurlavsknapp </w:t>
+      </w:r>
+      <w:r>
+        <w:rPr>
+          <w:i/>
+        </w:rPr>
+        <w:t>Pletocarpon nephromeum</w:t>
+      </w:r>
+      <w:r>
+        <w:t xml:space="preserve"> (EN), som växer på stuplav. Ytterligare tre sällsynta lavparasiter, </w:t>
+      </w:r>
+      <w:r>
+        <w:rPr>
+          <w:i/>
+        </w:rPr>
+        <w:t>Protounguicularia nephromatis</w:t>
+      </w:r>
+      <w:r>
+        <w:t xml:space="preserve"> (VU), </w:t>
+      </w:r>
+      <w:r>
+        <w:rPr>
+          <w:i/>
+        </w:rPr>
+        <w:t>Refractohilum galligenum</w:t>
+      </w:r>
+      <w:r>
+        <w:t xml:space="preserve"> (NT) och </w:t>
+      </w:r>
+      <w:r>
+        <w:rPr>
+          <w:i/>
+        </w:rPr>
+        <w:t>Roselliniella nephromatis</w:t>
+      </w:r>
+      <w:r>
+        <w:t xml:space="preserve"> (DD), kan också påträffas på stuplav. Stuplav är typisk art för </w:t>
+      </w:r>
+      <w:r>
+        <w:rPr>
+          <w:i/>
+        </w:rPr>
+        <w:t>9010 Taiga</w:t>
+      </w:r>
+      <w:r>
+        <w:t xml:space="preserve"> (SLU Artdatabanken, 2026; Nitare &amp; Skogsstyrelsen, 2019).</w:t>
+      </w:r>
+    </w:p>
+    <w:p>
+      <w:r>
+        <w:rPr>
+          <w:b/>
+        </w:rPr>
         <w:t xml:space="preserve">Vedticka </w:t>
       </w:r>
       <w:r>
@@ -390,6 +915,153 @@
       </w:r>
       <w:r>
         <w:t>(Nitare &amp; Skogsstyrelsen, 2019; SLU Artdatabanken, 2025).</w:t>
+      </w:r>
+    </w:p>
+    <w:p>
+      <w:r>
+        <w:rPr>
+          <w:b/>
+        </w:rPr>
+        <w:t xml:space="preserve">Ekbräken </w:t>
+      </w:r>
+      <w:r>
+        <w:t xml:space="preserve">är typisk art för </w:t>
+      </w:r>
+      <w:r>
+        <w:rPr>
+          <w:i/>
+        </w:rPr>
+        <w:t>9050 Näringsrik granskog</w:t>
+      </w:r>
+      <w:r>
+        <w:t xml:space="preserve"> (SLU Artdatabanken, 2025).</w:t>
+      </w:r>
+    </w:p>
+    <w:p>
+      <w:r>
+        <w:rPr>
+          <w:b/>
+        </w:rPr>
+        <w:t xml:space="preserve">Hultbräken </w:t>
+      </w:r>
+      <w:r>
+        <w:t xml:space="preserve">är typisk art för </w:t>
+      </w:r>
+      <w:r>
+        <w:rPr>
+          <w:i/>
+        </w:rPr>
+        <w:t xml:space="preserve">9050 Näringsrik granskog </w:t>
+      </w:r>
+      <w:r>
+        <w:t>(SLU Artdatabanken, 2025).</w:t>
+      </w:r>
+    </w:p>
+    <w:p>
+      <w:r>
+        <w:rPr>
+          <w:b/>
+        </w:rPr>
+        <w:t>Kransmossa</w:t>
+      </w:r>
+      <w:r>
+        <w:t xml:space="preserve"> är typisk art för </w:t>
+      </w:r>
+      <w:r>
+        <w:rPr>
+          <w:i/>
+        </w:rPr>
+        <w:t xml:space="preserve">9050 Näringsrik granskog </w:t>
+      </w:r>
+      <w:r>
+        <w:t xml:space="preserve">och </w:t>
+      </w:r>
+      <w:r>
+        <w:rPr>
+          <w:i/>
+        </w:rPr>
+        <w:t xml:space="preserve">6170 Alpina kalkgräsmarker </w:t>
+      </w:r>
+      <w:r>
+        <w:t>(SLU Artdatabanken, 2025).</w:t>
+      </w:r>
+    </w:p>
+    <w:p>
+      <w:r>
+        <w:rPr>
+          <w:b/>
+        </w:rPr>
+        <w:t>Spillkråka (§4)</w:t>
+      </w:r>
+      <w:r>
+        <w:t xml:space="preserve"> omfattas av bilaga 1 i EU:s fågeldirektiv och är typisk art för </w:t>
+      </w:r>
+      <w:r>
+        <w:rPr>
+          <w:i/>
+        </w:rPr>
+        <w:t xml:space="preserve">9010 Taiga </w:t>
+      </w:r>
+      <w:r>
+        <w:t>och</w:t>
+      </w:r>
+      <w:r>
+        <w:rPr>
+          <w:i/>
+        </w:rPr>
+        <w:t xml:space="preserve"> 9740 Skogsbevuxen myr</w:t>
+      </w:r>
+      <w:r>
+        <w:t>. Den behöver grova träd, främst tall, asp och bok som boträd. Skogsbruk med korta omloppstider och täta, homogena ungskogar utgör det största hotet. Spillkråka är en nyckelart i skogliga miljöer vars övergivna bohål utnyttjas av flera andra hålhäckande fågelarter och fladdermöss, däribland pärluggla (EN, §4), knipa (§4), salskrake (§4) och skogsduva (§4). Hökuggla (VU, §4) och slaguggla (§4) häckar ofta i högstubbar som brutits av i höjd med ett gammalt spillkråkebo (SLU Artdatabanken, 2026; Skogsstyrelsen, 2016).</w:t>
+      </w:r>
+    </w:p>
+    <w:p>
+      <w:r>
+        <w:rPr>
+          <w:b/>
+        </w:rPr>
+        <w:t>Tjäder (§4)</w:t>
+      </w:r>
+      <w:r>
+        <w:t xml:space="preserve"> omfattas av bilaga 1 och 2 EU:s fågeldirektiv och är typisk art för </w:t>
+      </w:r>
+      <w:r>
+        <w:rPr>
+          <w:i/>
+        </w:rPr>
+        <w:t xml:space="preserve">9010 Taiga </w:t>
+      </w:r>
+      <w:r>
+        <w:t xml:space="preserve">och </w:t>
+      </w:r>
+      <w:r>
+        <w:rPr>
+          <w:i/>
+        </w:rPr>
+        <w:t>9740 Skogsbevuxen myr</w:t>
+      </w:r>
+      <w:r>
+        <w:t>. Tjädern är en utpräglad skogsfågel knuten till större sammanhängande barrskogsområden. Tupparna och hönorna utnyttjar till viss del olika miljöer, och habitatvalet varierar dessutom mellan olika delar av året. För att det ska finnas livskraftiga tjäderbestånd krävs funktionella skogslandskap med en blandning av uppvuxen, gles och luckig skog, täta sumpskogar, myrar och andra små våtmarker. Arten försvinner när skogen fragmenteras och den sammanlagda arealen hyggen och andra öppna områden blir för stor. Ett småskaligt och försiktigt virkesuttag genom hyggesfria metoder kan i vissa fall vara möjligt i området inom 200 m från lekcentrum. Längre ut från lekcentrum, inom 200–500 m bör den avverkade ytan inte överskrida 1 hektar för att undvika alltför stora och snabba förändringar (Skogsstyrelsen, 2019; SLU Artdatabanken, 2024).</w:t>
+      </w:r>
+    </w:p>
+    <w:p>
+      <w:r>
+        <w:rPr>
+          <w:b/>
+        </w:rPr>
+        <w:t>Tofsmes (§4)</w:t>
+      </w:r>
+      <w:r>
+        <w:t xml:space="preserve"> häckar i barr- och blandskog, främst i tallskog. Tofsmes är typisk art för </w:t>
+      </w:r>
+      <w:r>
+        <w:rPr>
+          <w:i/>
+        </w:rPr>
+        <w:t xml:space="preserve">9010 Taiga </w:t>
+      </w:r>
+      <w:r>
+        <w:t>(SLU Artdatabanken, 2025).</w:t>
       </w:r>
     </w:p>
     <w:p>
@@ -397,6 +1069,28 @@
         <w:pStyle w:val="Heading1"/>
       </w:pPr>
       <w:r>
+        <w:t>EU:s fågeldirektiv</w:t>
+      </w:r>
+    </w:p>
+    <w:p>
+      <w:r>
+        <w:t xml:space="preserve">Europeiska unionens medlemsländer är skyldiga att agera i enlighet med EU:s fågeldirektiv där det uttryckligen står att direktivet gäller för fåglar samt för deras ägg, bon och </w:t>
+      </w:r>
+      <w:r>
+        <w:rPr>
+          <w:b/>
+        </w:rPr>
+        <w:t xml:space="preserve">livsmiljöer </w:t>
+      </w:r>
+      <w:r>
+        <w:t>(artikel 1). Vidare att de åtgärder som vidtas inte får leda till en försämring av den nuvarande situationen beträffande bevarandet av de fågelarter som avses i artikel 1 (artikel 13). Fågeldirektivet är styrande för tillsynsansvariga myndigheters ärendehantering, ställningstaganden och beslutsfattande.</w:t>
+      </w:r>
+    </w:p>
+    <w:p>
+      <w:pPr>
+        <w:pStyle w:val="Heading1"/>
+      </w:pPr>
+      <w:r>
         <w:t>Typiska arter och EU:s art- och habitatdirektiv</w:t>
       </w:r>
     </w:p>
@@ -407,7 +1101,7 @@
     </w:p>
     <w:p>
       <w:r>
-        <w:t>Följande typiska arter har sina livsmiljöer och växtplatser i den samrådsanmälda skogen: garnlav (VU, T), gammelgransskål (NT, T), lunglav (NT, T), ullticka (NT, T), violettgrå tagellav (NT, T), bårdlav (S, T), skinnlav (S, T) och vedticka (S, T).</w:t>
+        <w:t>Följande typiska arter har sina livsmiljöer och växtplatser i den samrådsanmälda skogen: garnlav (VU, T), gränsticka (VU, T), knärot (VU, T, §8), lappticka (VU, T), brunpudrad nållav (NT, T), doftskinn (NT, T), gammelgransskål (NT, T), harticka (NT, T), lunglav (NT, T), rosenticka (NT, T), rynkskinn (NT, T), tretåig hackspett (NT, T, §4), ullticka (NT, T), violettgrå tagellav (NT, T), barkkornlav (S, T), bårdlav (S, T), gulnål (S, T), korallblylav (S, T), korallrot (S, T, §8), skinnlav (S, T), stor aspticka (S, T), stuplav (S, T), vedticka (S, T), ekbräken (T), hultbräken (T), kransmossa (T), spillkråka (T, §4), tjäder (T, §4) och tofsmes (T, §4).</w:t>
       </w:r>
     </w:p>
     <w:p>
@@ -474,7 +1168,9 @@
         <w:pStyle w:val="Title"/>
       </w:pPr>
       <w:r>
-        <w:t>BILAGA 1 – Rödlistade arter</w:t>
+        <w:t>BILAGA 1 –</w:t>
+        <w:br/>
+        <w:t>Fridlysta och rödlistade arter</w:t>
       </w:r>
     </w:p>
     <w:p>
@@ -482,62 +1178,90 @@
         <w:pStyle w:val="Heading1"/>
       </w:pPr>
       <w:r>
-        <w:t>Lunglav – ekologi samt krav på livsmiljön</w:t>
-      </w:r>
-    </w:p>
-    <w:p>
-      <w:r>
-        <w:t xml:space="preserve">Lunglav (NT) är en av vårt lands främsta signalarter som överallt indikerar gamla lövträd, skogsbestånd med höga naturvärden och ekosystem med lång skoglig kontinuitet. Lokalt kan förekomsten vara mycket riklig men den hittas nästan enbart i gamla och ej slutavverkade skogar. Artens samtliga förekomster bör uppmärksammas från naturvårdssynpunkt, då många lokaler även hyser andra ovanliga och rödlistade arter, däribland de sällsynta lavparasiterna lunglavshårprick (CR), </w:t>
+        <w:t>Knärot – ekologi samt krav på livsmiljön</w:t>
+      </w:r>
+    </w:p>
+    <w:p>
+      <w:r>
+        <w:t xml:space="preserve">Knärot är typisk art för </w:t>
       </w:r>
       <w:r>
         <w:rPr>
           <w:i/>
         </w:rPr>
-        <w:t>Abrothallus diederichii</w:t>
-      </w:r>
-      <w:r>
-        <w:t xml:space="preserve"> (VU), </w:t>
+        <w:t xml:space="preserve">9010 Taiga </w:t>
+      </w:r>
+      <w:r>
+        <w:t>och</w:t>
       </w:r>
       <w:r>
         <w:rPr>
           <w:i/>
         </w:rPr>
-        <w:t>Abrothallus lobariae</w:t>
-      </w:r>
-      <w:r>
-        <w:t xml:space="preserve"> (VU), </w:t>
+        <w:t xml:space="preserve"> 9050 Näringsrik granskog</w:t>
+      </w:r>
+      <w:r>
+        <w:t>, fridlyst enligt 8 och 15 §§ artskyddsförordningen och klassad som sårbar (VU) enligt rödlistan 2020. Knärot är beroende av hög och jämn luftfuktighet i gamla, ostörda skogsmiljöer och är känslig för snabba förändringar av ljus-/vindförhållanden eller uttorkning. På grund av ett alltför intensivt skogsbruk har den minskat med 40 (25–50) % under de senaste 60 åren och i framtiden bedöms minskningstakten uppgå till 30 (20–40) %. Till följd av att arten har en dokumenterat högre minskningstakt i förhållande till sin generationstid än vad som tidigare varit känt (data från Riksskogstaxeringen) höjdes den till hotkategori sårbar (VU) i rödlistan 2020 (SLU Artdatabanken, 2024).</w:t>
+      </w:r>
+    </w:p>
+    <w:p>
+      <w:r>
+        <w:t>En analys av 79 floraväktarlokaler åren 1990–2015 vilka återbesökts under 2020–2024 visade på en tydlig negativ påverkan på knärotsförekomster från större hyggen i närområdet (inom 150–200 m) vilket indikerar att kanteffekter har en stor påverkan på populationerna. Resultaten bekräftar knärotens känslighet för kanteffekter och visar vikten av att skydda större skogsbestånd för att bevara arten. Om det blir höga andelar (&gt;30%) hyggen inom 200 meter från en knärotsförekomst så ökar risken för att en knärotspopulation dör ut och det verkar det behövas någonstans mellan 100 och 150 meters skyddszon för att bevara arten på lång sikt (Sebestyén &amp; Sundberg, 2025). Detta stöds även av en studie (Johansson et al, 2026) baserad på data från Riksskogstaxeringen som visar att knäroten minskat med 66 % under perioden 1993–2022 samt att det finns en stark korrelation mellan minskande arealer kontinuitetsskog och lokal utdöenderisk. Knäroten uppvisade en mycket låg koloniseringsgrad (0,7 % över 10 år) i kombination med hög lokal utrotningsrisk (75,2 %), där utrotningssannolikheten ökade kraftigt när arealen kontinuitetsskog minskade mellan undersökningar, t.ex. på grund av kalhyggesbruk (Johansson et al., 2026).</w:t>
+      </w:r>
+    </w:p>
+    <w:p>
+      <w:r>
+        <w:t xml:space="preserve">Samuel Johnsons doktorsavhandling </w:t>
       </w:r>
       <w:r>
         <w:rPr>
           <w:i/>
         </w:rPr>
-        <w:t>Calycina lobariae</w:t>
-      </w:r>
-      <w:r>
-        <w:t xml:space="preserve"> (VU), lunglavsknapp (VU) och skrovelmössing (VU), som växer på lunglav. Rikliga förekomster med lunglav bör skyddas med biotopskydd, frivilliga avsättningar eller reservat (SLU Artdatabanken, 2026; Nitare &amp; Skogsstyrelsen, 2019).</w:t>
-      </w:r>
-    </w:p>
-    <w:p>
-      <w:r>
-        <w:t xml:space="preserve">Lunglav är typisk art för </w:t>
+        <w:t>“Retention Forestry as a Conservation Measure for Boreal Forest Ground Vegetation”</w:t>
+      </w:r>
+      <w:r>
+        <w:t xml:space="preserve"> (SLU, Uppsala 2014) visar att det krävs väl tilltagna skyddszoner för att knärotens växtplatser inte ska ta skada av skogsbruksåtgärder i intilliggande områden: </w:t>
       </w:r>
       <w:r>
         <w:rPr>
           <w:i/>
         </w:rPr>
-        <w:t>9010 Taiga, 9020 Nordlig ädellövskog, 9110 Näringsfattig bokskog, 9130 Näringsrik bokskog, 9160 Näringsrik ekskog, 9180 Ädellövskog i branter, 9190 Näringsfattig ekskog, 9070 Trädklädd betesmark, 9040 Fjällbjörkskog</w:t>
-      </w:r>
-      <w:r>
-        <w:t xml:space="preserve"> och</w:t>
+        <w:t xml:space="preserve">“Study III shows that retention patches smaller than 0.5 ha do not lifeboat the sensitive forest herb G. repens, a species that depend on stable microclimatic conditions typical for intact forest stands.” </w:t>
+      </w:r>
+      <w:r>
+        <w:t xml:space="preserve">Vidare </w:t>
       </w:r>
       <w:r>
         <w:rPr>
           <w:i/>
         </w:rPr>
-        <w:t xml:space="preserve"> 6530 Lövängar</w:t>
-      </w:r>
-      <w:r>
-        <w:t xml:space="preserve"> (SLU Artdatabanken, 2026).</w:t>
+        <w:t>“More sensitive forest species are not lifeboated in retention patches ranging from 0.05 to 0.5 ha (Papers II &amp; III).”</w:t>
+      </w:r>
+    </w:p>
+    <w:p>
+      <w:r>
+        <w:t xml:space="preserve">Johnsons (2014) rekommendation på minst 50 meters breda skyddszoner runt knärotens växtplatser motsvarar en areal på 0,78 hektar, vilket ligger i linje med andra studier som gjorts på känsliga skogsarter: </w:t>
+      </w:r>
+      <w:r>
+        <w:rPr>
+          <w:i/>
+        </w:rPr>
+        <w:t>“In study III I also show that translocated specimens of G. repens survives well in mature forests at least 50 m from the nearest edge to an open area. Moreover, measures of temperature and humidity show that such distances from an open area is far enough to offer a microclimate that is more stable compared to what present in retention patches of around 0.1 ha. This means that the very centre of a circular patch with radius 50 m (equals a size of 0.78 ha) should offer conditions similar to interior forest and would perhaps be a suitable habitat for G. repens and similar species. Previous studies from both North America and Sweden have also concluded that patches between 0.5 and one ha are sufficient for preserving interior forest vegetation as well as sensitive lichens and bryophytes (de Graaf &amp; Roberts 2009; Halpern et al. 2012; Rudolphi et al. 2014).”</w:t>
+      </w:r>
+    </w:p>
+    <w:p>
+      <w:r>
+        <w:t>Ytterligare en studie (Koelmeijer m.fl., 2022) inkluderar knärotens skyddsbehov. I uppsatsen berörs problemet med uttorkning för växter, bl.a. för knärot, ett problem som blivit accentuerat på grund av den pågående klimatförändringen och torra somrar, t.ex. den exceptionellt torra sommaren 2018. I uppsatsen undersöks områden med tre olika avstånd från kalhyggeskant med avseende på skydd bl.a. för knärot. Det första området har avstånd upp till 20 m från hyggeskant (Strong edge effect), det andra 20–40 m från hyggeskant (Weak edge effect) och det tredje avser större avstånd från hyggeskant, där kanteffekten anses vara försumbar (Interior). Ett resultat var att man fann stor eller mycket stor uttorkningseffekt på känsliga och rödlistade skogsarter vid de kortare avstånden till hyggeskant, medan effekt av uttorkning inte konstaterades på större avstånd (Interior). För orkidén knärot fann man en rik förekomst (upp till 0,06 dm2/m2) på stort avstånd från hyggeskant (Interior), medan förekomsten var liten eller närmast försumbar i de områden som klassificerades som Weak edge effect respektive Strong edge effect. Arbetet påpekar att de allt oftare förekommande torra somrarna ger ytterligare skäl att utöka skyddsavståndet från hyggen till den fuktkrävande arten knärot (Koelmeijer m.fl., 2022).</w:t>
+      </w:r>
+    </w:p>
+    <w:p>
+      <w:r>
+        <w:t>Även Skogsstyrelsens egen vägledning för hänsyn till knärot ligger i linje med ovanstående forskningsstudier. Av vägledningen framgår det att för med hög sannolikhet kunna bevara befintliga förekomster krävs relativt stora avsättningar av uppvuxen skog med slutet och relativt tätt kronskikt. Som riktlinje kan krävas ett avstånd på 50 meter in från brynet för att vidmakthålla ett fungerande mikroklimat. Detta innebär att fristående hänsynsytor för många arter (kärlväxter, lavar och mossor) kan behöva ha en area överstigande 0,8 hektar (cirkelyta med radien 50 meter = 0,78 hektar) för att bibehålla lokalklimatet. Även ganska små förändringar i form av förändrade ljus- och fuktighetsförhållanden, till exempel till följd av gallring, kan leda till att arten försvinner till följd av konkurrens med mera ljuskrävande och snabbväxande arter (Skogsstyrelsen, 2022).</w:t>
+      </w:r>
+    </w:p>
+    <w:p>
+      <w:r>
+        <w:t>Vid tillämpning av försiktighetsprincipen enligt 2 kap. 3 § miljöbalken bör sålunda 100–150 meters skyddszon lämnas runt knärotens växtplatser.</w:t>
       </w:r>
     </w:p>
     <w:p>
@@ -545,6 +1269,302 @@
         <w:pStyle w:val="Heading2"/>
       </w:pPr>
       <w:r>
+        <w:t>Referenser – knärot</w:t>
+      </w:r>
+    </w:p>
+    <w:p>
+      <w:r>
+        <w:t xml:space="preserve">de Graaf M &amp; Roberts M.R., 2009. </w:t>
+      </w:r>
+      <w:r>
+        <w:rPr>
+          <w:i/>
+        </w:rPr>
+        <w:t xml:space="preserve">Short-term response of the herbaceous layer within leave patches after harvest. </w:t>
+      </w:r>
+      <w:r>
+        <w:t>Forest Ecology and Management 257, 1014–1025.</w:t>
+      </w:r>
+    </w:p>
+    <w:p>
+      <w:r>
+        <w:t xml:space="preserve">Halpern, C. B., Halaj, J., Evans, S. A., &amp; Dovciak, M., 2012. </w:t>
+      </w:r>
+      <w:r>
+        <w:rPr>
+          <w:i/>
+        </w:rPr>
+        <w:t xml:space="preserve">Level and pattern of overstory retention interact to shape long-term responses of understories to timber harvest. </w:t>
+      </w:r>
+      <w:r>
+        <w:t>Ecological Applications, 22, 2049–2064.</w:t>
+      </w:r>
+    </w:p>
+    <w:p>
+      <w:r>
+        <w:t>Johansson, V., Jansson, M. och Bergman, K-O</w:t>
+      </w:r>
+      <w:r>
+        <w:rPr>
+          <w:i/>
+        </w:rPr>
+        <w:t>.</w:t>
+      </w:r>
+      <w:r>
+        <w:t>, 2026.</w:t>
+      </w:r>
+      <w:r>
+        <w:rPr>
+          <w:i/>
+        </w:rPr>
+        <w:t xml:space="preserve"> A 30-year population decline of a threatened forest orchid associated with old growth forests</w:t>
+      </w:r>
+      <w:r>
+        <w:t>. Department of Physics, Chemistry and Biology (IFM), Linköping University.</w:t>
+      </w:r>
+    </w:p>
+    <w:p>
+      <w:r>
+        <w:t xml:space="preserve">Johnson, S., 2014. </w:t>
+      </w:r>
+      <w:r>
+        <w:rPr>
+          <w:i/>
+        </w:rPr>
+        <w:t>Retention Forestry as a Conservation Measure for Boreal Forest Ground Vegetation</w:t>
+      </w:r>
+      <w:r>
+        <w:t>. Doktorsavhandling, SLU, Uppsala.</w:t>
+      </w:r>
+    </w:p>
+    <w:p>
+      <w:r>
+        <w:t xml:space="preserve">Koelmeijer, I. A., Ehrlén, J., Jönsson, M., De Frenne, P., Berg, P., Andersson, J., Weibull, H. &amp; Hylander, N. 2022. </w:t>
+      </w:r>
+      <w:r>
+        <w:rPr>
+          <w:i/>
+        </w:rPr>
+        <w:t xml:space="preserve">Interactive effects of drought and edge exposure on old-growth forest understory species. </w:t>
+      </w:r>
+      <w:r>
+        <w:t>Landscape Ecology, 37, sid 1839–1853.</w:t>
+      </w:r>
+    </w:p>
+    <w:p>
+      <w:r>
+        <w:t xml:space="preserve">Rudolphi, J., Jönsson, M. T., &amp; Gustafsson, L., 2014. </w:t>
+      </w:r>
+      <w:r>
+        <w:rPr>
+          <w:i/>
+        </w:rPr>
+        <w:t xml:space="preserve">Biological legacies buffer local species extinction after logging. </w:t>
+      </w:r>
+      <w:r>
+        <w:t>Journal of Applied Ecology. 51, 53–62.</w:t>
+      </w:r>
+    </w:p>
+    <w:p>
+      <w:r>
+        <w:t xml:space="preserve">Sebestyén, L. och Sundberg, S. 2025.  </w:t>
+      </w:r>
+      <w:r>
+        <w:rPr>
+          <w:i/>
+        </w:rPr>
+        <w:t>Påverkan på knärotslokaler från hyggen i närheten.</w:t>
+      </w:r>
+      <w:r>
+        <w:t xml:space="preserve"> DAPHNE 36:1 2025. Botaniska Sällskapet i Stockholm.</w:t>
+      </w:r>
+    </w:p>
+    <w:p>
+      <w:r>
+        <w:t xml:space="preserve">Skogsstyrelsen, 2022. </w:t>
+      </w:r>
+      <w:r>
+        <w:rPr>
+          <w:i/>
+        </w:rPr>
+        <w:t xml:space="preserve">Vägledning för hänsyn till knärot. </w:t>
+      </w:r>
+      <w:r>
+        <w:t>https://www.skogsstyrelsen.se/lag-och-tillsyn/artskydd/vagledningar-och-kunskapsstod-artskydd/vagledning-for-hansyn-till-knarot/.</w:t>
+      </w:r>
+    </w:p>
+    <w:p>
+      <w:r>
+        <w:t xml:space="preserve">SLU Artdatabanken, 2024. </w:t>
+      </w:r>
+      <w:r>
+        <w:rPr>
+          <w:i/>
+        </w:rPr>
+        <w:t xml:space="preserve">Artfaktablad. Naturvård – artfakta. </w:t>
+      </w:r>
+      <w:r>
+        <w:t>SLU Artdatabanken, Uppsala.</w:t>
+      </w:r>
+    </w:p>
+    <w:p>
+      <w:pPr>
+        <w:pStyle w:val="Heading1"/>
+      </w:pPr>
+      <w:r>
+        <w:t>Ulltickeporing – ekologi samt krav på livsmiljön</w:t>
+      </w:r>
+    </w:p>
+    <w:p>
+      <w:r>
+        <w:t xml:space="preserve">Ulltickeporing </w:t>
+      </w:r>
+      <w:r>
+        <w:rPr>
+          <w:i/>
+        </w:rPr>
+        <w:t>Skeletocutis brevispora</w:t>
+      </w:r>
+      <w:r>
+        <w:t xml:space="preserve"> (VU), rödlistad som sårbar, växer på ullticka (NT) i naturskogsartade granskogar. Avverkning av naturskogslika miljöer och av grova granar där ulltickeporing förekommer är ett direkt hot mot artens fortlevnad Alla skogliga åtgärder som innebär att lågor och döda eller skadade träd tas bort missgynnar arten. På sikt är minskad tillgång till lämpligt substrat och krympande areal av naturskog ett hot, framförallt råder brist på grov ved som lågor i sena nedbrytningsstadier. Ytterligare fragmentering av skogslandskapet minskar artens möjligheter till spridning. Gamla granskogar som hyser arten undantas helt från skogsbruk (SLU Artdatabanken, 2026).</w:t>
+      </w:r>
+    </w:p>
+    <w:p>
+      <w:r>
+        <w:t xml:space="preserve">Ulltickeporingen har nyligen delats upp i de tre olika arterna ulltickeporing </w:t>
+      </w:r>
+      <w:r>
+        <w:rPr>
+          <w:i/>
+        </w:rPr>
+        <w:t xml:space="preserve">Skeletocutis brevispora </w:t>
+      </w:r>
+      <w:r>
+        <w:t>(VU)</w:t>
+      </w:r>
+      <w:r>
+        <w:rPr>
+          <w:i/>
+        </w:rPr>
+        <w:t>, Skeletocutis delicata</w:t>
+      </w:r>
+      <w:r>
+        <w:t xml:space="preserve"> (VU)</w:t>
+      </w:r>
+      <w:r>
+        <w:rPr>
+          <w:i/>
+        </w:rPr>
+        <w:t xml:space="preserve"> och Skeletocutis exilis</w:t>
+      </w:r>
+      <w:r>
+        <w:t xml:space="preserve"> (NT) (SLU Artdatabanken, 2026; Miettinen &amp; Niemelä, 2018).</w:t>
+      </w:r>
+    </w:p>
+    <w:p>
+      <w:pPr>
+        <w:pStyle w:val="Heading2"/>
+      </w:pPr>
+      <w:r>
+        <w:t>Referenser – ulltickeporing</w:t>
+      </w:r>
+    </w:p>
+    <w:p>
+      <w:r>
+        <w:t xml:space="preserve">Miettinen, O. &amp; Niemelä, T., 2018. </w:t>
+      </w:r>
+      <w:r>
+        <w:rPr>
+          <w:i/>
+        </w:rPr>
+        <w:t>Two new temperate polypore species of Skeletocutis (Polyporales, Basidiomycota)</w:t>
+      </w:r>
+      <w:r>
+        <w:t>. Ann. Bot. Fennici 55: 195–206.</w:t>
+      </w:r>
+    </w:p>
+    <w:p>
+      <w:r>
+        <w:t xml:space="preserve">SLU Artdatabanken, 2026. </w:t>
+      </w:r>
+      <w:r>
+        <w:rPr>
+          <w:i/>
+        </w:rPr>
+        <w:t xml:space="preserve">Artfaktablad. Naturvård – artfakta. </w:t>
+      </w:r>
+      <w:r>
+        <w:t>SLU Artdatabanken, Uppsala.</w:t>
+      </w:r>
+    </w:p>
+    <w:p>
+      <w:pPr>
+        <w:pStyle w:val="Heading1"/>
+      </w:pPr>
+      <w:r>
+        <w:t>Lunglav – ekologi samt krav på livsmiljön</w:t>
+      </w:r>
+    </w:p>
+    <w:p>
+      <w:r>
+        <w:t xml:space="preserve">Lunglav (NT) är en av vårt lands främsta signalarter som överallt indikerar gamla lövträd, skogsbestånd med höga naturvärden och ekosystem med lång skoglig kontinuitet. Lokalt kan förekomsten vara mycket riklig men den hittas nästan enbart i gamla och ej slutavverkade skogar. Artens samtliga förekomster bör uppmärksammas från naturvårdssynpunkt, då många lokaler även hyser andra ovanliga och rödlistade arter, däribland de sällsynta lavparasiterna lunglavshårprick (CR), </w:t>
+      </w:r>
+      <w:r>
+        <w:rPr>
+          <w:i/>
+        </w:rPr>
+        <w:t>Abrothallus diederichii</w:t>
+      </w:r>
+      <w:r>
+        <w:t xml:space="preserve"> (VU), </w:t>
+      </w:r>
+      <w:r>
+        <w:rPr>
+          <w:i/>
+        </w:rPr>
+        <w:t>Abrothallus lobariae</w:t>
+      </w:r>
+      <w:r>
+        <w:t xml:space="preserve"> (VU), </w:t>
+      </w:r>
+      <w:r>
+        <w:rPr>
+          <w:i/>
+        </w:rPr>
+        <w:t>Calycina lobariae</w:t>
+      </w:r>
+      <w:r>
+        <w:t xml:space="preserve"> (VU), lunglavsknapp (VU) och skrovelmössing (VU), som växer på lunglav. Rikliga förekomster med lunglav bör skyddas med biotopskydd, frivilliga avsättningar eller reservat (SLU Artdatabanken, 2026; Nitare &amp; Skogsstyrelsen, 2019).</w:t>
+      </w:r>
+    </w:p>
+    <w:p>
+      <w:r>
+        <w:t xml:space="preserve">Lunglav är typisk art för </w:t>
+      </w:r>
+      <w:r>
+        <w:rPr>
+          <w:i/>
+        </w:rPr>
+        <w:t>9010 Taiga, 9020 Nordlig ädellövskog, 9110 Näringsfattig bokskog, 9130 Näringsrik bokskog, 9160 Näringsrik ekskog, 9180 Ädellövskog i branter, 9190 Näringsfattig ekskog, 9070 Trädklädd betesmark, 9040 Fjällbjörkskog</w:t>
+      </w:r>
+      <w:r>
+        <w:t xml:space="preserve"> och</w:t>
+      </w:r>
+      <w:r>
+        <w:rPr>
+          <w:i/>
+        </w:rPr>
+        <w:t xml:space="preserve"> 6530 Lövängar</w:t>
+      </w:r>
+      <w:r>
+        <w:t xml:space="preserve"> (SLU Artdatabanken, 2026).</w:t>
+      </w:r>
+    </w:p>
+    <w:p>
+      <w:pPr>
+        <w:pStyle w:val="Heading2"/>
+      </w:pPr>
+      <w:r>
         <w:t>Referenser – lunglav</w:t>
       </w:r>
     </w:p>
@@ -574,6 +1594,468 @@
       </w:r>
       <w:r>
         <w:t>SLU Artdatabanken, Uppsala.</w:t>
+      </w:r>
+    </w:p>
+    <w:p>
+      <w:pPr>
+        <w:pStyle w:val="Heading1"/>
+      </w:pPr>
+      <w:r>
+        <w:t>Talltita – ekologi samt krav på livsmiljön</w:t>
+      </w:r>
+    </w:p>
+    <w:p>
+      <w:r>
+        <w:t>Talltita är rödlistad som NT, fridlyst och prioriterad art i Skogsvårdslagen. Den omfattas av EU:s fågeldirektiv. Arten har minskat kraftigt de senaste 30 åren och minskningstakten innevarande 10-årsperiod beräknas till 20 (10–30) % (SLU Artdatabanken, 2022).</w:t>
+      </w:r>
+    </w:p>
+    <w:p>
+      <w:r>
+        <w:t>Talltita föredrar större sammanhängande barrskogar, och finns såväl i tallskog som granskog och i lövblandad barrskog. Skogens struktur är viktig och ska helst vara flerskiktad med riklig underväxt av mindre granar, björk och andra lövträd och buskar. Tillgång på murknande högstubbar är särskilt viktig, eftersom talltitan helst själv hackar ut sitt bohål (SLU Artdatabanken, 2022).</w:t>
+      </w:r>
+    </w:p>
+    <w:p>
+      <w:r>
+        <w:t>Det finns flera studier som visar att talltita är känslig för gallring och inte överlever när dess livsmiljö kalavverkas (Eggers and Low, 2014; Griesser et al., 2007; Klein, 2020). Talltitans revir är förhållandevis stora, 10–20 hektar och arten missgynnas när skogen fragmenteras. Kalavverkning av större delar av reviret innebär att det överges (Artdatabanken, 2021).</w:t>
+      </w:r>
+    </w:p>
+    <w:p>
+      <w:r>
+        <w:t>Talltitan är synnerligen trogen sitt revir så länge paret lever och biotopen förblir intakt. Paret stannar i sitt revir året om. En förlust av ett revir har därför en stor inverkan på den lokala populationen och trakthyggesbruket anses vara orsak till den svenska populationens kraftiga minskning. Talltiteparets revirtrohet innebär att närhelst under året man observerar en adult talltita så ingår denna plats i reviret (Siffczyk et al., 2003; Ekman, 1979).</w:t>
+      </w:r>
+    </w:p>
+    <w:p>
+      <w:pPr>
+        <w:pStyle w:val="Heading2"/>
+      </w:pPr>
+      <w:r>
+        <w:t>Referenser – talltita</w:t>
+      </w:r>
+    </w:p>
+    <w:p>
+      <w:r>
+        <w:t xml:space="preserve">Eggers, S., Low, M., 2014. </w:t>
+      </w:r>
+      <w:r>
+        <w:rPr>
+          <w:i/>
+        </w:rPr>
+        <w:t xml:space="preserve">Differential demographic responses of sympatric Parids to vegetation management in boreal forest. </w:t>
+      </w:r>
+      <w:r>
+        <w:t>For. Ecol. Manage. 319, 169–175.</w:t>
+      </w:r>
+    </w:p>
+    <w:p>
+      <w:r>
+        <w:t xml:space="preserve">Ekman, J., 1979. </w:t>
+      </w:r>
+      <w:r>
+        <w:rPr>
+          <w:i/>
+        </w:rPr>
+        <w:t xml:space="preserve">Coherence, composition and territories of winter social groups of the Willow Tit Parus montanus and the Crested Tit P. cristatus. </w:t>
+      </w:r>
+      <w:r>
+        <w:t>Ornis Scandinavica, 10, pp 56–68</w:t>
+      </w:r>
+    </w:p>
+    <w:p>
+      <w:r>
+        <w:t xml:space="preserve">Griesser, M., Nystrand, M., Eggers, S., Ekman, J., 2007. </w:t>
+      </w:r>
+      <w:r>
+        <w:rPr>
+          <w:i/>
+        </w:rPr>
+        <w:t xml:space="preserve">Impact of forestry practices on fitness correlates and population productivity in an open-nesting bird species. </w:t>
+      </w:r>
+      <w:r>
+        <w:t>Conserv. Biol. 21, 767–774. https://doi.org/10.1111/j.1523- 1739.2007.00675.x</w:t>
+      </w:r>
+    </w:p>
+    <w:p>
+      <w:r>
+        <w:t xml:space="preserve">Klein, J., 2020. </w:t>
+      </w:r>
+      <w:r>
+        <w:rPr>
+          <w:i/>
+        </w:rPr>
+        <w:t xml:space="preserve">The forgotten forest – On thinning, retention, and biodiversity in the boreal forest. </w:t>
+      </w:r>
+      <w:r>
+        <w:t>Doctoral Thesis No. 2020:50</w:t>
+      </w:r>
+    </w:p>
+    <w:p>
+      <w:r>
+        <w:t xml:space="preserve">Siffczyk, C., Brotons, L., Kangas, K., Orell, M., 2003. </w:t>
+      </w:r>
+      <w:r>
+        <w:rPr>
+          <w:i/>
+        </w:rPr>
+        <w:t xml:space="preserve">Home range size of willow tits. </w:t>
+      </w:r>
+      <w:r>
+        <w:t>Oecologica, 136, 635–642 (2003)</w:t>
+      </w:r>
+    </w:p>
+    <w:p>
+      <w:r>
+        <w:t xml:space="preserve">SLU Artdatabanken, 2021. </w:t>
+      </w:r>
+      <w:r>
+        <w:rPr>
+          <w:i/>
+        </w:rPr>
+        <w:t xml:space="preserve">Artfaktablad. Naturvård – artfakta. </w:t>
+      </w:r>
+      <w:r>
+        <w:t>SLU Artdatabanken, Uppsala</w:t>
+      </w:r>
+    </w:p>
+    <w:p>
+      <w:pPr>
+        <w:pStyle w:val="Heading1"/>
+      </w:pPr>
+      <w:r>
+        <w:t>Tretåig hackspett – ekologi samt krav på livsmiljön</w:t>
+      </w:r>
+    </w:p>
+    <w:p>
+      <w:r>
+        <w:t xml:space="preserve">Tretåig hackspett (NT) är fridlyst enligt §4 Artskyddsförordningen och finns med som prioriterad art i Skogsstyrelsen vägledning för skogsbruket (bilaga 4 till SVL). I vägledningen står bland annat att: </w:t>
+      </w:r>
+      <w:r>
+        <w:rPr>
+          <w:i/>
+        </w:rPr>
+        <w:t xml:space="preserve">“Tretåig hackspett har stora arealkrav och höga krav på sin livsmiljö. Omdaningen av naturskogar till kulturskogar medför en förlust av viktiga miljöer, något som förstärks av ökad fragmentering till följd av avverkningar.” </w:t>
+      </w:r>
+      <w:r>
+        <w:t xml:space="preserve">Vidare att: </w:t>
+      </w:r>
+      <w:r>
+        <w:rPr>
+          <w:i/>
+        </w:rPr>
+        <w:t>“Områden med dokumenterad permanent förekomst i naturskogsmiljöer har vanligen så stora naturvärden att skogsbruk är olämpligt”</w:t>
+      </w:r>
+      <w:r>
+        <w:t xml:space="preserve"> (SLU Artdatabanken, 2024; Skogsstyrelsen, 2016)</w:t>
+      </w:r>
+      <w:r>
+        <w:rPr>
+          <w:i/>
+        </w:rPr>
+        <w:t>.</w:t>
+      </w:r>
+    </w:p>
+    <w:p>
+      <w:r>
+        <w:t>Tretåig hackspett är beroende av större sammanhängande naturskogar med kontinuerlig tillgång och nybildning av död ved och fragmentering av livsmiljöerna utgör ett stort hot mot arten (se exempelvis Stachura-Skierczynska et al., 2009; Wesolowski et al., 2005; Butler et al., 2004; Pakkala et al., 2002; Amcoff et al., 1996; Virkkala, 1991). Det finns studier som visar att naturskogens självgallringsprocess som den tretåiga hackspetten är beroende av, inte kan ersättas med efterlämnad hänsyn i skogsbruket (Imbeau &amp; Desrochers, 2002).</w:t>
+      </w:r>
+    </w:p>
+    <w:p>
+      <w:r>
+        <w:t>Permanenta revir av tretåig hackspett karaktäriseras ofta av artens typiska ringformigt ordnade hackmärken på framför allt gamla granar. För att säkerställa att inte revir av tretåig hackspett drabbas av avverkningsplanerna bör en inventering göras i området både under häckningstid och under vintern, då arten utnyttjar betydligt större områden än under sommarens häckningsrevir. Storleken på häckningsreviret varierar med skogstypen, förekomsten av död ved och graden av fragmentering, men är i allmänhet i storleksordningen 25–100 hektar (SLU Artdatabanken, 2024; Skogsstyrelsen, 2016).</w:t>
+      </w:r>
+    </w:p>
+    <w:p>
+      <w:r>
+        <w:t xml:space="preserve">Förutom fridlysning enligt §4 Artskyddsförordningen är tretåig hackspett även förtecknad i EU:s fågeldirektiv bilaga 1. Den är typisk art för </w:t>
+      </w:r>
+      <w:r>
+        <w:rPr>
+          <w:i/>
+        </w:rPr>
+        <w:t xml:space="preserve">9010 Taiga, 9740 Skogsbevuxen myr, 9030 Landhöjningsskog </w:t>
+      </w:r>
+      <w:r>
+        <w:t xml:space="preserve">och </w:t>
+      </w:r>
+      <w:r>
+        <w:rPr>
+          <w:i/>
+        </w:rPr>
+        <w:t>9040 Fjällbjörkskog</w:t>
+      </w:r>
+      <w:r>
+        <w:t xml:space="preserve"> samt ingår i Natura 2000 och är förtecknad i Bernkonventionen bilaga II (strikt skyddade djurarter) (SLU Artdatabanken, 2024; Skogsstyrelsen, 2016).</w:t>
+      </w:r>
+    </w:p>
+    <w:p>
+      <w:pPr>
+        <w:pStyle w:val="Heading2"/>
+      </w:pPr>
+      <w:r>
+        <w:t>Referenser – tretåig hackspett</w:t>
+      </w:r>
+    </w:p>
+    <w:p>
+      <w:r>
+        <w:t xml:space="preserve">Amcoff, M. &amp; Eriksson, P. 1996. </w:t>
+      </w:r>
+      <w:r>
+        <w:rPr>
+          <w:i/>
+        </w:rPr>
+        <w:t xml:space="preserve">Förekomst av tretåig hackspett Picoides tridactylus på bestånds- och landskapsnivå. </w:t>
+      </w:r>
+      <w:r>
+        <w:t>Ornis Svecica 6: 107–119.</w:t>
+      </w:r>
+    </w:p>
+    <w:p>
+      <w:r>
+        <w:t xml:space="preserve">Butler, R., Angelstam, P., Ekelund, P. &amp; Schlaeffer, R. 2004. </w:t>
+      </w:r>
+      <w:r>
+        <w:rPr>
+          <w:i/>
+        </w:rPr>
+        <w:t xml:space="preserve">Dead wood threshold values for the three-toed woodpecker presence in boreal and sub-Alpine forest. </w:t>
+      </w:r>
+      <w:r>
+        <w:t>Biological conservation 119(3): 305–318.</w:t>
+      </w:r>
+    </w:p>
+    <w:p>
+      <w:r>
+        <w:t xml:space="preserve">Imbeau, L. &amp; Desrochers, A. 2002. </w:t>
+      </w:r>
+      <w:r>
+        <w:rPr>
+          <w:i/>
+        </w:rPr>
+        <w:t xml:space="preserve">Foraging Ecology and Use of Drumming Trees by Three-Toed Woodpeckers. </w:t>
+      </w:r>
+      <w:r>
+        <w:t>The Journal of Wildlife Management. Vol. 66, No. 1 (Jan., 2002), pp. 222–231.</w:t>
+      </w:r>
+    </w:p>
+    <w:p>
+      <w:r>
+        <w:t xml:space="preserve">Pakkala, T., Hanski, I. &amp; Tomppo, E. 2002. </w:t>
+      </w:r>
+      <w:r>
+        <w:rPr>
+          <w:i/>
+        </w:rPr>
+        <w:t xml:space="preserve">Spatial ecology of the three-toed woodpecker in managed forest landscapes. </w:t>
+      </w:r>
+      <w:r>
+        <w:t>Silva Fennica 36(1): 279–288.</w:t>
+      </w:r>
+    </w:p>
+    <w:p>
+      <w:r>
+        <w:t xml:space="preserve">Skogsstyrelsen, 2016. </w:t>
+      </w:r>
+      <w:r>
+        <w:rPr>
+          <w:i/>
+        </w:rPr>
+        <w:t>Vägledning för hänsyn till fåglar – Tretåig hackspett.</w:t>
+      </w:r>
+    </w:p>
+    <w:p>
+      <w:r>
+        <w:t xml:space="preserve">SLU Artdatabanken, 2024. </w:t>
+      </w:r>
+      <w:r>
+        <w:rPr>
+          <w:i/>
+        </w:rPr>
+        <w:t xml:space="preserve">Artfaktablad. Naturvård – artfakta. </w:t>
+      </w:r>
+      <w:r>
+        <w:t>SLU Artdatabanken, Uppsala.</w:t>
+      </w:r>
+    </w:p>
+    <w:p>
+      <w:r>
+        <w:t xml:space="preserve">Stachura-Skierczynska, K., Tumiel, T. &amp; Skierczynski, M. 2009. </w:t>
+      </w:r>
+      <w:r>
+        <w:rPr>
+          <w:i/>
+        </w:rPr>
+        <w:t xml:space="preserve">Habitat prediction model for three-toed woodpecker and its implications for the conservation of biologically valuable forests. </w:t>
+      </w:r>
+      <w:r>
+        <w:t>Forest Ecology and Management 258(5): 697–703.</w:t>
+      </w:r>
+    </w:p>
+    <w:p>
+      <w:r>
+        <w:t xml:space="preserve">Virkkala, R. 1991. </w:t>
+      </w:r>
+      <w:r>
+        <w:rPr>
+          <w:i/>
+        </w:rPr>
+        <w:t xml:space="preserve">Population trends of forest birds in a Finnish Lapland landscape of large habitat blocks – Consequences of stochastic environmental variation or regional habitat alteration. </w:t>
+      </w:r>
+      <w:r>
+        <w:t>Biological conservation 56(2): 223–240.</w:t>
+      </w:r>
+    </w:p>
+    <w:p>
+      <w:r>
+        <w:t xml:space="preserve">Wesolowski, T., Czeszczewik, D. &amp; Rowinski, P. 2005. </w:t>
+      </w:r>
+      <w:r>
+        <w:rPr>
+          <w:i/>
+        </w:rPr>
+        <w:t xml:space="preserve">Effects of forest management on Three-toed Woodpecker Picoides tridactylus distribution in the Bialowieza Forest (NE Poland): conservation implications. </w:t>
+      </w:r>
+      <w:r>
+        <w:t>Acta Ornithologica 40(1): 53–60.</w:t>
+      </w:r>
+    </w:p>
+    <w:p>
+      <w:pPr>
+        <w:pStyle w:val="Heading1"/>
+      </w:pPr>
+      <w:r>
+        <w:t>Spillkråka – ekologi samt krav på livsmiljön</w:t>
+      </w:r>
+    </w:p>
+    <w:p>
+      <w:r>
+        <w:t xml:space="preserve">Spillkråka (§4) ingår i bilaga 1 EU:s fågeldirektiv och är typisk art för </w:t>
+      </w:r>
+      <w:r>
+        <w:rPr>
+          <w:i/>
+        </w:rPr>
+        <w:t xml:space="preserve">9010 Taiga </w:t>
+      </w:r>
+      <w:r>
+        <w:t>och</w:t>
+      </w:r>
+      <w:r>
+        <w:rPr>
+          <w:i/>
+        </w:rPr>
+        <w:t xml:space="preserve"> 9740 Skogsbevuxen myr</w:t>
+      </w:r>
+      <w:r>
+        <w:t>. Den lever i både barr- och blandskog liksom i ren lövskog. De tätaste populationerna tenderar att finnas i äldre, variationsrik blandskog med gott om död ved och gamla träd. Varje par utnyttjar 400–1000 hektar skog beroende på skogens kvalitet. Skogsbruk med korta omloppstider och täta, homogena ungskogar utgör det största hotet (SLU Artdatabanken, 2026).</w:t>
+      </w:r>
+    </w:p>
+    <w:p>
+      <w:r>
+        <w:t>Spillkråka är en nyckelart i skogliga miljöer vars övergivna bohål utnyttjas av flera andra hålhäckande fågelarter och fladdermöss, däribland pärluggla (EN, §4), knipa (§4), salskrake (§4) och skogsduva (§4). Hökuggla (VU, §4) och slaguggla (§4) häckar ofta i högstubbar som brutits av i höjd med ett gammalt spillkråkebo (Skogsstyrelsen, 2016).</w:t>
+      </w:r>
+    </w:p>
+    <w:p>
+      <w:pPr>
+        <w:pStyle w:val="Heading2"/>
+      </w:pPr>
+      <w:r>
+        <w:t>Referenser – spillkråka</w:t>
+      </w:r>
+    </w:p>
+    <w:p>
+      <w:r>
+        <w:t xml:space="preserve">Skogsstyrelsen, 2016. </w:t>
+      </w:r>
+      <w:r>
+        <w:rPr>
+          <w:i/>
+        </w:rPr>
+        <w:t xml:space="preserve">Vägledning för hänsyn till spillkråka. </w:t>
+      </w:r>
+      <w:r>
+        <w:t>Vägledningar och kunskapsstöd artskydd – Skogsstyrelsen.</w:t>
+      </w:r>
+    </w:p>
+    <w:p>
+      <w:r>
+        <w:t xml:space="preserve">SLU Artdatabanken, 2026. </w:t>
+      </w:r>
+      <w:r>
+        <w:rPr>
+          <w:i/>
+        </w:rPr>
+        <w:t xml:space="preserve">Artfaktablad. Naturvård – artfakta. </w:t>
+      </w:r>
+      <w:r>
+        <w:t>SLU Artdatabanken, Uppsala.</w:t>
+      </w:r>
+    </w:p>
+    <w:p>
+      <w:pPr>
+        <w:pStyle w:val="Heading1"/>
+      </w:pPr>
+      <w:r>
+        <w:t>Tjäder – ekologi samt krav på livsmiljön</w:t>
+      </w:r>
+    </w:p>
+    <w:p>
+      <w:r>
+        <w:t xml:space="preserve">Tjäder (§4) omfattas av bilaga 1 och 2 EU:s fågeldirektiv och är typisk art för </w:t>
+      </w:r>
+      <w:r>
+        <w:rPr>
+          <w:i/>
+        </w:rPr>
+        <w:t xml:space="preserve">9010 Taiga </w:t>
+      </w:r>
+      <w:r>
+        <w:t xml:space="preserve">och </w:t>
+      </w:r>
+      <w:r>
+        <w:rPr>
+          <w:i/>
+        </w:rPr>
+        <w:t>9740 Skogsbevuxen myr</w:t>
+      </w:r>
+      <w:r>
+        <w:t>. Tjädern är en utpräglad skogsfågel knuten till större sammanhängande barrskogsområden. Tupparna och hönorna utnyttjar till viss del olika miljöer, och habitatvalet varierar dessutom mellan olika delar av året. För att det ska finnas livskraftiga tjäderbestånd krävs funktionella skogslandskap med en blandning av uppvuxen, gles och luckig skog, täta sumpskogar, myrar och andra små våtmarker (Skogsstyrelsen, 2019; SLU Artdatabanken 2024).</w:t>
+      </w:r>
+    </w:p>
+    <w:p>
+      <w:r>
+        <w:t>Arten försvinner när skogen fragmenteras och den sammanlagda arealen hyggen och andra öppna områden blir för stor. Ett småskaligt och försiktigt virkesuttag genom hyggesfria metoder kan i vissa fall vara möjligt i området inom 200 m från lekcentrum. Längre ut från lekcentrum, inom 200–500 m bör den avverkade ytan inte överskrida 1 hektar för att undvika alltför stora och snabba förändringar (Skogsstyrelsen, 2019).</w:t>
+      </w:r>
+    </w:p>
+    <w:p>
+      <w:pPr>
+        <w:pStyle w:val="Heading2"/>
+      </w:pPr>
+      <w:r>
+        <w:t>Referenser – tjäder</w:t>
+      </w:r>
+    </w:p>
+    <w:p>
+      <w:r>
+        <w:t xml:space="preserve">Skogsstyrelsen, 2019. </w:t>
+      </w:r>
+      <w:r>
+        <w:rPr>
+          <w:i/>
+        </w:rPr>
+        <w:t>Vägledning för hänsyn till fåglar – tjäder.</w:t>
+      </w:r>
+    </w:p>
+    <w:p>
+      <w:r>
+        <w:t xml:space="preserve">SLU Artdatabanken, 2024. </w:t>
+      </w:r>
+      <w:r>
+        <w:rPr>
+          <w:i/>
+        </w:rPr>
+        <w:t xml:space="preserve">Artfaktablad. Naturvård – artfakta. </w:t>
+      </w:r>
+      <w:r>
+        <w:t>SLU Artdatabanken, Uppsala</w:t>
       </w:r>
     </w:p>
     <w:p>
@@ -650,7 +2132,7 @@
         <w:drawing>
           <wp:inline xmlns:a="http://schemas.openxmlformats.org/drawingml/2006/main" xmlns:pic="http://schemas.openxmlformats.org/drawingml/2006/picture">
             <wp:extent cx="5486400" cy="2905862"/>
-            <wp:docPr id="2" name="Picture 2"/>
+            <wp:docPr id="3" name="Picture 3"/>
             <wp:cNvGraphicFramePr>
               <a:graphicFrameLocks noChangeAspect="1"/>
             </wp:cNvGraphicFramePr>
@@ -662,7 +2144,7 @@
                     <pic:cNvPicPr/>
                   </pic:nvPicPr>
                   <pic:blipFill>
-                    <a:blip r:embed="rId17"/>
+                    <a:blip r:embed="rId18"/>
                     <a:stretch>
                       <a:fillRect/>
                     </a:stretch>
@@ -952,7 +2434,7 @@
     <w:r>
       <w:tab/>
       <w:tab/>
-      <w:t>2026-08-03</w:t>
+      <w:t>2026-08-05</w:t>
       <w:br/>
       <w:br/>
     </w:r>

--- a/tillsyn/S 2068-2026 tillsynsbegäran.docx
+++ b/tillsyn/S 2068-2026 tillsynsbegäran.docx
@@ -65,7 +65,7 @@
     </w:p>
     <w:p>
       <w:r>
-        <w:t>I och inom 23 meter från samrådsanmälan finns fynd av 34 naturvårdsarter, varav 17 är rödlistade, 8 är fridlysta, 29 är typiska (T) och 10 är signalarter (S): garnlav (VU, T), gränsticka (VU, T), knärot (VU, T, §8), lappticka (VU, T), ulltickeporing (VU), brunpudrad nållav (NT, T), doftskinn (NT, T), gammelgransskål (NT, T), harticka (NT, T), lunglav (NT, T), rosenticka (NT, T), rynkskinn (NT, T), talltita (NT, §4), tretåig hackspett (NT, T, §4), ullticka (NT, T), violettgrå tagellav (NT, T), vitgrynig nållav (NT), barkkornlav (S, T), brandticka (S), bårdlav (S, T), gulnål (S, T), korallblylav (S, T), korallrot (S, T, §8), skinnlav (S, T), stor aspticka (S, T), stuplav (S, T), vedticka (S, T), ekbräken (T), hultbräken (T), kransmossa (T), spillkråka (T, §4), tjäder (T, §4), tofsmes (T, §4) och fläcknycklar (§8). Se Figur 1.</w:t>
+        <w:t>I och inom 23 meter från samrådsanmälan finns fynd av 35 naturvårdsarter, varav 17 är rödlistade, 8 är fridlysta, 30 är typiska (T) och 11 är signalarter (S): garnlav (VU, T), gränsticka (VU, T), knärot (VU, T, §8), lappticka (VU, T), ulltickeporing (VU), brunpudrad nållav (NT, T), doftskinn (NT, T), gammelgransskål (NT, T), harticka (NT, T), lunglav (NT, T), rosenticka (NT, T), rynkskinn (NT, T), talltita (NT, §4), tretåig hackspett (NT, T, §4), ullticka (NT, T), violettgrå tagellav (NT, T), vitgrynig nållav (NT), barkkornlav (S, T), brandticka (S), bårdlav (S, T), gulnål (S, T), korallblylav (S, T), korallrot (S, T, §8), kornig nållav (S, T), skinnlav (S, T), stor aspticka (S, T), stuplav (S, T), vedticka (S, T), ekbräken (T), hultbräken (T), kransmossa (T), spillkråka (T, §4), tjäder (T, §4), tofsmes (T, §4) och fläcknycklar (§8). Se Figur 1.</w:t>
       </w:r>
     </w:p>
     <w:p>
@@ -788,6 +788,35 @@
         <w:rPr>
           <w:b/>
         </w:rPr>
+        <w:t xml:space="preserve">Kornig nållav </w:t>
+      </w:r>
+      <w:r>
+        <w:t xml:space="preserve">förekommer i skuggiga miljöer med hög luftfuktighet och påträffas främst i gamla skogar eller på gamla träd. Den signalerar höga naturvärden och på lokalerna finns ofta flera ovanliga och rödlistade arter. Kornig nållav är typisk art för </w:t>
+      </w:r>
+      <w:r>
+        <w:rPr>
+          <w:i/>
+        </w:rPr>
+        <w:t xml:space="preserve">9110 Näringsfattig bokskog </w:t>
+      </w:r>
+      <w:r>
+        <w:t>och</w:t>
+      </w:r>
+      <w:r>
+        <w:rPr>
+          <w:i/>
+        </w:rPr>
+        <w:t xml:space="preserve"> 9130 Näringsrik bokskog</w:t>
+      </w:r>
+      <w:r>
+        <w:t xml:space="preserve"> (SLU Artdatabanken, 2024; Nitare &amp; Skogsstyrelsen, 2019).</w:t>
+      </w:r>
+    </w:p>
+    <w:p>
+      <w:r>
+        <w:rPr>
+          <w:b/>
+        </w:rPr>
         <w:t xml:space="preserve">Skinnlav </w:t>
       </w:r>
       <w:r>
@@ -1101,7 +1130,7 @@
     </w:p>
     <w:p>
       <w:r>
-        <w:t>Följande typiska arter har sina livsmiljöer och växtplatser i den samrådsanmälda skogen: garnlav (VU, T), gränsticka (VU, T), knärot (VU, T, §8), lappticka (VU, T), brunpudrad nållav (NT, T), doftskinn (NT, T), gammelgransskål (NT, T), harticka (NT, T), lunglav (NT, T), rosenticka (NT, T), rynkskinn (NT, T), tretåig hackspett (NT, T, §4), ullticka (NT, T), violettgrå tagellav (NT, T), barkkornlav (S, T), bårdlav (S, T), gulnål (S, T), korallblylav (S, T), korallrot (S, T, §8), skinnlav (S, T), stor aspticka (S, T), stuplav (S, T), vedticka (S, T), ekbräken (T), hultbräken (T), kransmossa (T), spillkråka (T, §4), tjäder (T, §4) och tofsmes (T, §4).</w:t>
+        <w:t>Följande typiska arter har sina livsmiljöer och växtplatser i den samrådsanmälda skogen: garnlav (VU, T), gränsticka (VU, T), knärot (VU, T, §8), lappticka (VU, T), brunpudrad nållav (NT, T), doftskinn (NT, T), gammelgransskål (NT, T), harticka (NT, T), lunglav (NT, T), rosenticka (NT, T), rynkskinn (NT, T), tretåig hackspett (NT, T, §4), ullticka (NT, T), violettgrå tagellav (NT, T), barkkornlav (S, T), bårdlav (S, T), gulnål (S, T), korallblylav (S, T), korallrot (S, T, §8), kornig nållav (S, T), skinnlav (S, T), stor aspticka (S, T), stuplav (S, T), vedticka (S, T), ekbräken (T), hultbräken (T), kransmossa (T), spillkråka (T, §4), tjäder (T, §4) och tofsmes (T, §4).</w:t>
       </w:r>
     </w:p>
     <w:p>
@@ -2434,7 +2463,7 @@
     <w:r>
       <w:tab/>
       <w:tab/>
-      <w:t>2026-08-05</w:t>
+      <w:t>2026-08-07</w:t>
       <w:br/>
       <w:br/>
     </w:r>

--- a/tillsyn/S 2068-2026 tillsynsbegäran.docx
+++ b/tillsyn/S 2068-2026 tillsynsbegäran.docx
@@ -2463,7 +2463,7 @@
     <w:r>
       <w:tab/>
       <w:tab/>
-      <w:t>2026-08-07</w:t>
+      <w:t>2026-08-08</w:t>
       <w:br/>
       <w:br/>
     </w:r>

--- a/tillsyn/S 2068-2026 tillsynsbegäran.docx
+++ b/tillsyn/S 2068-2026 tillsynsbegäran.docx
@@ -7,7 +7,7 @@
         <w:pStyle w:val="Title"/>
       </w:pPr>
       <w:r>
-        <w:t>Tillsynsbegäran – information om höga naturvärden i samrådsanmälan S 2068-2026 i Sollefteå kommun</w:t>
+        <w:t>Tillsynsbegäran – information om höga naturvärden och fridlysta arter i samrådsanmälan S 2068-2026 i Sollefteå kommun</w:t>
       </w:r>
     </w:p>
     <w:p>
@@ -22,7 +22,7 @@
       <w:r>
         <w:drawing>
           <wp:inline xmlns:a="http://schemas.openxmlformats.org/drawingml/2006/main" xmlns:pic="http://schemas.openxmlformats.org/drawingml/2006/picture">
-            <wp:extent cx="5299126" cy="5724000"/>
+            <wp:extent cx="5397476" cy="5724000"/>
             <wp:docPr id="1" name="Picture 1"/>
             <wp:cNvGraphicFramePr>
               <a:graphicFrameLocks noChangeAspect="1"/>
@@ -43,7 +43,7 @@
                   <pic:spPr>
                     <a:xfrm>
                       <a:off x="0" y="0"/>
-                      <a:ext cx="5299126" cy="5724000"/>
+                      <a:ext cx="5397476" cy="5724000"/>
                     </a:xfrm>
                     <a:prstGeom prst="rect"/>
                   </pic:spPr>
@@ -60,12 +60,12 @@
         <w:spacing w:after="240"/>
       </w:pPr>
       <w:r>
-        <w:t>Figur 1. Fyndplatser för naturvårdsarter i och inom 23 meter från samrådsanmälan. Markörer utan svart kant är placerade på fyndplatsen. Markörer med svart kant är placerade vid sidan av fyndplatsen har ett svart streck som visar fyndplatsens exakta position. Kartans mittpunktskoordinat är N 6994633, E 607800 i SWEREF 99 TM.</w:t>
-      </w:r>
-    </w:p>
-    <w:p>
-      <w:r>
-        <w:t>I och inom 23 meter från samrådsanmälan finns fynd av 9 naturvårdsarter, varav 6 är rödlistade, 8 är typiska (T) och 3 är signalarter (S): garnlav (VU, T), gammelgransskål (NT, T), lunglav (NT, T), ullticka (NT, T), violettgrå tagellav (NT, T), vitgrynig nållav (NT), bårdlav (S, T), skinnlav (S, T) och vedticka (S, T). Se Figur 1.</w:t>
+        <w:t>Figur 1. Fyndplatser för naturvårdsarter i och inom 23 meter från samrådsanmälan. Markörer utan svart kant är placerade på fyndplatsen. Markörer med svart kant är placerade vid sidan av fyndplatsen och har ett svart streck som visar fyndplatsens exakta position. Kartans mittpunktskoordinat är N 6994633, E 607800 i SWEREF 99 TM.</w:t>
+      </w:r>
+    </w:p>
+    <w:p>
+      <w:r>
+        <w:t>I och inom 23 meter från samrådsanmälan finns fynd av 35 naturvårdsarter, varav 17 är rödlistade, 8 är fridlysta, 30 är typiska (T) och 11 är signalarter (S): garnlav (VU, T), gränsticka (VU, T), knärot (VU, T, §8), lappticka (VU, T), ulltickeporing (VU), brunpudrad nållav (NT, T), doftskinn (NT, T), gammelgransskål (NT, T), harticka (NT, T), lunglav (NT, T), rosenticka (NT, T), rynkskinn (NT, T), talltita (NT, §4), tretåig hackspett (NT, T, §4), ullticka (NT, T), violettgrå tagellav (NT, T), vitgrynig nållav (NT), barkkornlav (S, T), brandticka (S), bårdlav (S, T), gulnål (S, T), korallblylav (S, T), korallrot (S, T, §8), kornig nållav (S, T), skinnlav (S, T), stor aspticka (S, T), stuplav (S, T), vedticka (S, T), ekbräken (T), hultbräken (T), kransmossa (T), spillkråka (T, §4), tjäder (T, §4), tofsmes (T, §4) och fläcknycklar (§8). Se Figur 1.</w:t>
       </w:r>
     </w:p>
     <w:p>
@@ -138,6 +138,210 @@
         <w:rPr>
           <w:b/>
         </w:rPr>
+        <w:t>Gränsticka (VU)</w:t>
+      </w:r>
+      <w:r>
+        <w:t xml:space="preserve"> är en mycket bra signalart inom hela sitt utbredningsområde. Den är huvudsakligen knuten till restbestånd av barrnaturskog och förekommer med ett tydligt optimum i orörda eller måttligt påverkade gamla granskogar där det föreligger långvarig kontinuitet av grov död ved. Den totala populationen bedöms ha minskat och fortsätter att minska i takt med att grankontinuitetsskogar (äldre tidigare icke kalavverkade skogar) minskar i areal. Minskningstakten överstiger gränsvärdet för sårbar (VU). Lokaler som hyser arten bör undantas från skogsbruk, speciellt i mellersta och södra Sverige. Gränsticka är typisk art för </w:t>
+      </w:r>
+      <w:r>
+        <w:rPr>
+          <w:i/>
+        </w:rPr>
+        <w:t>9010 Taiga</w:t>
+      </w:r>
+      <w:r>
+        <w:t xml:space="preserve"> (SLU Artdatabanken, 2026; Nitare &amp; Skogsstyrelsen, 2019).</w:t>
+      </w:r>
+    </w:p>
+    <w:p>
+      <w:r>
+        <w:rPr>
+          <w:b/>
+        </w:rPr>
+        <w:t>Knärot (VU, §8)</w:t>
+      </w:r>
+      <w:r>
+        <w:t xml:space="preserve"> är typisk art för </w:t>
+      </w:r>
+      <w:r>
+        <w:rPr>
+          <w:i/>
+        </w:rPr>
+        <w:t xml:space="preserve">9010 Taiga </w:t>
+      </w:r>
+      <w:r>
+        <w:t>och</w:t>
+      </w:r>
+      <w:r>
+        <w:rPr>
+          <w:i/>
+        </w:rPr>
+        <w:t xml:space="preserve"> 9050 Näringsrik granskog</w:t>
+      </w:r>
+      <w:r>
+        <w:t xml:space="preserve">, rödlistad som sårbar och fridlyst enligt 8§ artskyddsförordningen. En nyligen genomförd analys av 79 floraväktarlokaler indikerar att det behövs någonstans mellan 100 och 150 meters skyddszon för att en knärotspopulation inte ska dö ut på lång sikt (Sebestyén &amp; Sundberg, 2025). Detta ligger väl i linje med tidigare genomförda studier som visar att det krävs väl tilltagna buffertzoner för att knäroten inte ska ta skada av skogsbruksåtgärder i intilliggande skog (Johnson, 2014; Koelmeijer m.fl., 2022; Skogsstyrelsen, 2022). Arten är även känslig för gallring vilket framgår av Skogsstyrelsens egen vägledning för hänsyn till knärot (Skogsstyrelsen, 2022). Ytterligare en studie visar på den starka korrelationen mellan minskande arealer kontinuitetsskog och lokal utdöenderisk. Knäroten uppvisade en mycket låg koloniseringsgrad (0,7 % över 10 år) i kombination med hög lokal utrotningsrisk (75,2 %), där utrotningssannolikheten ökade kraftigt när arealen kontinuitetsskog minskade mellan undersökningar, t.ex. på grund av kalhyggesbruk (Johansson et al., 2026). För rika förekomster av knärot är reservatsbildning eller biotopskydd lämpliga åtgärder för att skydda den. På knärot kan den sällsynta rostsvampen </w:t>
+      </w:r>
+      <w:r>
+        <w:rPr>
+          <w:i/>
+        </w:rPr>
+        <w:t>Pucciniastrum goodyerae</w:t>
+      </w:r>
+      <w:r>
+        <w:t xml:space="preserve"> påträffas. </w:t>
+      </w:r>
+      <w:r>
+        <w:rPr>
+          <w:i/>
+        </w:rPr>
+        <w:t>Pucciniastrum goodyerae</w:t>
+      </w:r>
+      <w:r>
+        <w:t xml:space="preserve"> är klassad som NE (ej bedömd) i rödlistan (SLU Artdatabanken, 2024).</w:t>
+      </w:r>
+    </w:p>
+    <w:p>
+      <w:r>
+        <w:t>I det samrådsanmälda området finns 12 fyndplatser för knärot registrerade på Artportalen. Figur 2 visar gränserna för buffertzoner på 50 m, som behöver lämnas kring fyndplatserna för att knärotslokalerna inte ska försvinna vid en avverkning. Av det samrådsanmälda området överlappar 6.35 ha med buffertzonerna och får av detta skäl inte avverkas.</w:t>
+      </w:r>
+    </w:p>
+    <w:p>
+      <w:pPr>
+        <w:pStyle w:val="Caption"/>
+      </w:pPr>
+      <w:r>
+        <w:drawing>
+          <wp:inline xmlns:a="http://schemas.openxmlformats.org/drawingml/2006/main" xmlns:pic="http://schemas.openxmlformats.org/drawingml/2006/picture">
+            <wp:extent cx="5486400" cy="8043035"/>
+            <wp:docPr id="2" name="Picture 2"/>
+            <wp:cNvGraphicFramePr>
+              <a:graphicFrameLocks noChangeAspect="1"/>
+            </wp:cNvGraphicFramePr>
+            <a:graphic>
+              <a:graphicData uri="http://schemas.openxmlformats.org/drawingml/2006/picture">
+                <pic:pic>
+                  <pic:nvPicPr>
+                    <pic:cNvPr id="0" name="S 2068-2026 karta knärot.png"/>
+                    <pic:cNvPicPr/>
+                  </pic:nvPicPr>
+                  <pic:blipFill>
+                    <a:blip r:embed="rId17"/>
+                    <a:stretch>
+                      <a:fillRect/>
+                    </a:stretch>
+                  </pic:blipFill>
+                  <pic:spPr>
+                    <a:xfrm>
+                      <a:off x="0" y="0"/>
+                      <a:ext cx="5486400" cy="8043035"/>
+                    </a:xfrm>
+                    <a:prstGeom prst="rect"/>
+                  </pic:spPr>
+                </pic:pic>
+              </a:graphicData>
+            </a:graphic>
+          </wp:inline>
+        </w:drawing>
+      </w:r>
+    </w:p>
+    <w:p>
+      <w:pPr>
+        <w:pStyle w:val="Caption"/>
+        <w:spacing w:after="240"/>
+      </w:pPr>
+      <w:r>
+        <w:t>Figur 2. Fyndplatser och buffertzoner för knärot i det samrådsanmälda området. Endast fyndplatser vars buffertzoner överlappar med det samrådsanmälda området har tagits med i visualiseringen. Kartans mittpunktskoordinat är N 6994633, E 607800 i SWEREF 99 TM.</w:t>
+      </w:r>
+    </w:p>
+    <w:p>
+      <w:r>
+        <w:rPr>
+          <w:b/>
+        </w:rPr>
+        <w:t>Lappticka (VU)</w:t>
+      </w:r>
+      <w:r>
+        <w:t xml:space="preserve">, rödlistad som sårbar, är knuten till gamla granskogar med riklig förekomst av död ved. Den klassas som en “urskogsindikator” och alla skogsskötselåtgärder på eller i omedelbar närhet av lokalerna utgör ett hot. Lappticka är typisk art för </w:t>
+      </w:r>
+      <w:r>
+        <w:rPr>
+          <w:i/>
+        </w:rPr>
+        <w:t>9010 Taiga</w:t>
+      </w:r>
+      <w:r>
+        <w:t xml:space="preserve"> (Nitare &amp; Skogsstyrelsen, 2019; SLU Artdatabanken, 2024).</w:t>
+      </w:r>
+    </w:p>
+    <w:p>
+      <w:r>
+        <w:rPr>
+          <w:b/>
+        </w:rPr>
+        <w:t xml:space="preserve">Ulltickeporing </w:t>
+      </w:r>
+      <w:r>
+        <w:rPr>
+          <w:b/>
+          <w:i/>
+        </w:rPr>
+        <w:t>Skeletocutis brevispora</w:t>
+      </w:r>
+      <w:r>
+        <w:rPr>
+          <w:b/>
+        </w:rPr>
+        <w:t xml:space="preserve"> (VU)</w:t>
+      </w:r>
+      <w:r>
+        <w:t>, rödlistad som sårbar, växer på ullticka (NT) i naturskogsartade granskogar. Avverkning av naturskogslika miljöer och av grova granar där ulltickeporing förekommer är ett direkt hot mot artens fortlevnad. Alla skogliga åtgärder som innebär att lågor och döda eller skadade träd tas bort missgynnar arten. På sikt är minskad tillgång till lämpligt substrat och krympande areal av naturskog ett hot, framförallt råder brist på grov ved som lågor i sena nedbrytningsstadier. Ytterligare fragmentering av skogslandskapet minskar artens möjligheter till spridning. Gamla granskogar som hyser arten undantas helt från skogsbruk (SLU Artdatabanken, 2024).</w:t>
+      </w:r>
+    </w:p>
+    <w:p>
+      <w:r>
+        <w:rPr>
+          <w:b/>
+        </w:rPr>
+        <w:t>Brunpudrad nållav (NT)</w:t>
+      </w:r>
+      <w:r>
+        <w:t xml:space="preserve"> är beroende av hög, jämn luftfuktighet och kan påträffas i fuktiga skogar av naturskogskaraktär, ofta i sumpgranskog eller andra sumpskogar. Arten är placerad högst upp i Skogsstyrelsens värdepyramid för bedömning av skog med höga naturvärden och förekomster bör undantas från skogsbruksåtgärder. Brunpudrad nållav är typisk art för </w:t>
+      </w:r>
+      <w:r>
+        <w:rPr>
+          <w:i/>
+        </w:rPr>
+        <w:t>9010 Taiga</w:t>
+      </w:r>
+      <w:r>
+        <w:t xml:space="preserve"> (SLU Artdatabanken, 2024; Nitare &amp; Skogsstyrelsen, 2019).</w:t>
+      </w:r>
+    </w:p>
+    <w:p>
+      <w:r>
+        <w:rPr>
+          <w:b/>
+        </w:rPr>
+        <w:t>Doftskinn (NT)</w:t>
+      </w:r>
+      <w:r>
+        <w:t xml:space="preserve">, rödlistad som nära hotad, är en mycket bra signalart för boreal granskog och indikerar ett gran-skogsekosystem med lång kontinuitet av grova lågor. Arten är placerad i toppen av Skogsstyrelsens värdepyramid för bedömning av skog med höga naturvärden och har klassats som en “urskogsindikator”, då den förekommer med ett tydligt optimum i helt eller nästan helt orörda skogar. Doftskinn är typisk art för </w:t>
+      </w:r>
+      <w:r>
+        <w:rPr>
+          <w:i/>
+        </w:rPr>
+        <w:t xml:space="preserve">9010 Taiga </w:t>
+      </w:r>
+      <w:r>
+        <w:t>(SLU Artdatabanken, 2025; Nitare &amp; Skogsstyrelsen, 2019).</w:t>
+      </w:r>
+    </w:p>
+    <w:p>
+      <w:r>
+        <w:rPr>
+          <w:b/>
+        </w:rPr>
         <w:t>Gammelgransskål (NT)</w:t>
       </w:r>
       <w:r>
@@ -158,6 +362,35 @@
         <w:rPr>
           <w:b/>
         </w:rPr>
+        <w:t>Harticka (NT)</w:t>
+      </w:r>
+      <w:r>
+        <w:t xml:space="preserve"> är normalt en mycket bra signalart för granskogar med höga naturvärden. Även när svampen påträffas i mer påverkade skogar är det nästan alltid fråga om skogsmiljöer i sena successionsstadier med höga naturvärden. Skogsskötselåtgärder på eller i omedelbar närhet av växtplatserna kan innebära ett hot mot arten. Harticka är typisk art för </w:t>
+      </w:r>
+      <w:r>
+        <w:rPr>
+          <w:i/>
+        </w:rPr>
+        <w:t xml:space="preserve">9010 Taiga, 9050 Näringsrik granskog </w:t>
+      </w:r>
+      <w:r>
+        <w:t xml:space="preserve">och </w:t>
+      </w:r>
+      <w:r>
+        <w:rPr>
+          <w:i/>
+        </w:rPr>
+        <w:t>9030 Landhöjningsskog</w:t>
+      </w:r>
+      <w:r>
+        <w:t xml:space="preserve"> (SLU Artdatabanken, 2024; Nitare &amp; Skogsstyrelsen, 2019).</w:t>
+      </w:r>
+    </w:p>
+    <w:p>
+      <w:r>
+        <w:rPr>
+          <w:b/>
+        </w:rPr>
         <w:t>Lunglav (NT)</w:t>
       </w:r>
       <w:r>
@@ -214,6 +447,104 @@
         <w:rPr>
           <w:b/>
         </w:rPr>
+        <w:t>Rosenticka (NT)</w:t>
+      </w:r>
+      <w:r>
+        <w:t xml:space="preserve">, rödlistad som nära hotad, ingår i en karaktäristisk association av vedsvampar som växer på gamla, grova granlågor i urskogsartade barrskogar. Den är placerad i toppen av Skogsstyrelsens värdepyramid för bedömning av skog med höga naturvärden och indikerar ett granskogsekosystem med långvarig kontinuitet av grova lågor. Artens beroende av grova granlågor innebär att alla skogsskötselåtgärder på eller i omedelbar närhet av lokalerna utgör ett hot på lång sikt. Det är angeläget att populationerna inte ytterligare glesas ut och ett tillräckligt antal områden där arten nu finns måste sparas för framtiden. Rosenticka är typisk art för </w:t>
+      </w:r>
+      <w:r>
+        <w:rPr>
+          <w:i/>
+        </w:rPr>
+        <w:t xml:space="preserve">9010 Taiga </w:t>
+      </w:r>
+      <w:r>
+        <w:t xml:space="preserve">och </w:t>
+      </w:r>
+      <w:r>
+        <w:rPr>
+          <w:i/>
+        </w:rPr>
+        <w:t>9050 Näringsrik granskog</w:t>
+      </w:r>
+      <w:r>
+        <w:t xml:space="preserve"> (Nitare &amp; Skogsstyrelsen, 2019; SLU Artdatabanken, 2024).</w:t>
+      </w:r>
+    </w:p>
+    <w:p>
+      <w:r>
+        <w:rPr>
+          <w:b/>
+        </w:rPr>
+        <w:t>Rynkskinn (NT)</w:t>
+      </w:r>
+      <w:r>
+        <w:t xml:space="preserve"> är en vednedbrytare som växer på grova granlågor och ingår i en karaktäristisk association av vedsvampar knutna till urskogsartade barrskogar. Den har klassificerats som en “urskogsindikator” och är placerad i toppen av Skogsstyrelsens värdepyramid för bedömning av skog med höga naturvärden. Allt tyder på att rynkskinn är mycket känslig för skogliga ingrepp och lokalerna, som oftast har höga biologiska kvaliteter, bör lämnas till fri utveckling. Rynkskinn är typisk art för </w:t>
+      </w:r>
+      <w:r>
+        <w:rPr>
+          <w:i/>
+        </w:rPr>
+        <w:t xml:space="preserve">9010 Taiga, 9050 Näringsrik granskog </w:t>
+      </w:r>
+      <w:r>
+        <w:t>och</w:t>
+      </w:r>
+      <w:r>
+        <w:rPr>
+          <w:i/>
+        </w:rPr>
+        <w:t xml:space="preserve"> 9030 Landhöjningsskog</w:t>
+      </w:r>
+      <w:r>
+        <w:t xml:space="preserve"> (Nitare &amp; Skogsstyrelsen, 2019; SLU Artdatabanken, 2026).</w:t>
+      </w:r>
+    </w:p>
+    <w:p>
+      <w:r>
+        <w:rPr>
+          <w:b/>
+        </w:rPr>
+        <w:t>Talltita (NT, §4)</w:t>
+      </w:r>
+      <w:r>
+        <w:t>, rödlistad som nära hotad och prioriterad art i Skogsvårdslagen, har häckningsrevir i anmälan. Arten har minskat kraftigt de senaste 30 åren och minskningstakten innevarande 10-årsperiod beräknas till 20 (10–30) %. Talltitan är synnerligen trogen sitt cirka 15 hektar stora revir och är beroende av flerskiktade olikåldriga skogar för att kunna föda upp sina ungar. Talltitan försvinner om dess livsmiljö kalavverkas (Eggers &amp; Low, 2014; Ekman, 1979; Griesser et al, 2007; Klein, 2020; Siffczyk et al, 2003; SLU Artdatabanken, 2021).</w:t>
+      </w:r>
+    </w:p>
+    <w:p>
+      <w:r>
+        <w:rPr>
+          <w:b/>
+        </w:rPr>
+        <w:t>Tretåig hackspett (NT, §4)</w:t>
+      </w:r>
+      <w:r>
+        <w:t xml:space="preserve"> är rödlistad som nära hotad och ingår i bilaga 1 i EU:s fågeldirektiv. Tretåig hackspett är för sin överlevnad beroende av kontinuerlig tillförsel av äldre döende och död ved, som sker genom naturliga självgallringsprocesser i äldre grannaturskogar och barrblandade naturskogar. Om en skog genom skogsbruk gallras eller glesas ur så upphör och uteblir i stort sett den naturliga självgallringsprocessen för mycket lång tid framöver vilket omöjliggör upprätthållandet av den kontinuerliga ekologiska funktionen i ett område. Det finns studier som visar att naturskogens självgallringsprocess som den tretåiga hackspetten är beroende av, inte kan ersättas med efterlämnad hänsyn i skogsbruket (Imbeau &amp; Desrochers, 2002). Storleken på häckningsreviret varierar med skogstypen, förekomsten av död ved och graden av fragmentering, men är i allmänhet i storleksordningen 25–100 hektar. Vintertid krävs ofta betydligt större områden och det finns studier som antyder att arten behöver minst 100 hektar äldre skog. I områden med låg bonitet kan det behövas över 200 hektar lämpligt habitat för att ett par ska kunna reproducera sig. Områden med dokumenterad permanent förekomst i naturskogsmiljöer har vanligen så stora naturvärden att skogsbruk är olämpligt. Tretåig hackspett är typisk art för </w:t>
+      </w:r>
+      <w:r>
+        <w:rPr>
+          <w:i/>
+        </w:rPr>
+        <w:t xml:space="preserve">9010 Taiga, 9740 Skogsbevuxen myr, 9030 Landhöjningsskog </w:t>
+      </w:r>
+      <w:r>
+        <w:t xml:space="preserve">och </w:t>
+      </w:r>
+      <w:r>
+        <w:rPr>
+          <w:i/>
+        </w:rPr>
+        <w:t>9040 Fjällbjörkskog</w:t>
+      </w:r>
+      <w:r>
+        <w:t xml:space="preserve"> (Skogsstyrelsen, 2016; SLU Artdatabanken, 2024).</w:t>
+      </w:r>
+    </w:p>
+    <w:p>
+      <w:r>
+        <w:rPr>
+          <w:b/>
+        </w:rPr>
         <w:t>Ullticka (NT)</w:t>
       </w:r>
       <w:r>
@@ -301,6 +632,37 @@
         <w:rPr>
           <w:b/>
         </w:rPr>
+        <w:t>Barkkornlav</w:t>
+      </w:r>
+      <w:r>
+        <w:t xml:space="preserve"> växer på bark av bl.a. gran, ek, al, asp, rönn, sälg och en i ädellövskogar, granskogar, barr- och lövblandskogar med hög luftfuktighet. Barkkornlav är typisk art för </w:t>
+      </w:r>
+      <w:r>
+        <w:rPr>
+          <w:i/>
+        </w:rPr>
+        <w:t>9190 Näringsfattig ekskog</w:t>
+      </w:r>
+      <w:r>
+        <w:t xml:space="preserve"> (SLU Artdatabanken, 2025).</w:t>
+      </w:r>
+    </w:p>
+    <w:p>
+      <w:r>
+        <w:rPr>
+          <w:b/>
+        </w:rPr>
+        <w:t xml:space="preserve">Brandticka </w:t>
+      </w:r>
+      <w:r>
+        <w:t>förekommer främst i olikåldrig fuktig granskog med mycket död ved, ofta i kärrkanter eller vid bäckar på lokaler med hög luftfuktighet. Växer huvudsakligen på grova granlågor, någon enstaka gång på tall, asp eller björk, och verkar knuten till ved som först rötats av klibbticka. Arten var tidigare rödlistad men en sentida ökning, bland annat i barkborreangripna granplanteringar i sydligaste Skandinavien har förändrat hotbilden. Populationen i landet kan påverkas negativt av kalavverkning och ett skogsbruk som innebär att mängden grova granlågor minskar. Även dikning och gallring som leder till ett torrare mikroklimat på växtplatserna kan ha negativ inverkan. För att säkerställa en gynnsam bevarandestatus på sikt bör områdesskydd av artens livsmiljöer upprättas på ett sätt som tryggar livskraftiga populationer på landskapsnivå. Vid skogsbruk bör grov död ved och skyddszoner vid kärr och vattendrag lämnas, och träd tillåtas åldras och dö på ett sätt som skapar kontinuerlig tillgång på livsmiljöer (SLU Artdatabanken, 2025).</w:t>
+      </w:r>
+    </w:p>
+    <w:p>
+      <w:r>
+        <w:rPr>
+          <w:b/>
+        </w:rPr>
         <w:t>Bårdlav</w:t>
       </w:r>
       <w:r>
@@ -348,6 +710,113 @@
         <w:rPr>
           <w:b/>
         </w:rPr>
+        <w:t>Gulnål</w:t>
+      </w:r>
+      <w:r>
+        <w:t xml:space="preserve"> växer mest på murknande lövträdsved och barrträdsved och förekommer i skuggiga miljöer med hög luftfuktighet. I södra Sverige är den en relativt bra signal på biotoper med höga naturvärden och följs ofta av sällsynta arter. Gulnål är typisk art för </w:t>
+      </w:r>
+      <w:r>
+        <w:rPr>
+          <w:i/>
+        </w:rPr>
+        <w:t>9110 Näringsfattig bokskog</w:t>
+      </w:r>
+      <w:r>
+        <w:t xml:space="preserve"> och</w:t>
+      </w:r>
+      <w:r>
+        <w:rPr>
+          <w:i/>
+        </w:rPr>
+        <w:t xml:space="preserve"> 9130 Näringsrik bokskog </w:t>
+      </w:r>
+      <w:r>
+        <w:t>(Nitare &amp; Skogsstyrelsen, 2019; SLU Artdatabanken, 2025).</w:t>
+      </w:r>
+    </w:p>
+    <w:p>
+      <w:r>
+        <w:rPr>
+          <w:b/>
+        </w:rPr>
+        <w:t>Korallblylav</w:t>
+      </w:r>
+      <w:r>
+        <w:t xml:space="preserve"> växer på bark av asp, ask, rönn, sälg, bok och lönn och signalerar överallt skogsbestånd med höga naturvärden och den följs nästan alltid av andra ovanliga och rödlistade arter. Den indikerar hög och jämn luftfuktighet och växer främst i områden med lång skoglig kontinuitet där det funnits ett ständigt inslag av gamla lövträd. Korallblylav är typisk art för </w:t>
+      </w:r>
+      <w:r>
+        <w:rPr>
+          <w:i/>
+        </w:rPr>
+        <w:t xml:space="preserve">9020 Nordlig ädellövskog, 9070 Trädklädd betesmark, 9160 Näringsrik ekskog, 9180 Ädellövskog i branter </w:t>
+      </w:r>
+      <w:r>
+        <w:t>och</w:t>
+      </w:r>
+      <w:r>
+        <w:rPr>
+          <w:i/>
+        </w:rPr>
+        <w:t xml:space="preserve"> 9190 Näringsfattig ekskog</w:t>
+      </w:r>
+      <w:r>
+        <w:t xml:space="preserve"> (SLU Artdatabanken, 2024; Nitare &amp; Skogsstyrelsen, 2019).</w:t>
+      </w:r>
+    </w:p>
+    <w:p>
+      <w:r>
+        <w:rPr>
+          <w:b/>
+        </w:rPr>
+        <w:t>Korallrot (§8)</w:t>
+      </w:r>
+      <w:r>
+        <w:t xml:space="preserve"> växer i sumpskogar och annan fuktig eller växelfuktig skogsmark, exempelvis i alkärr och kärrkanter, fuktiga bäckdalar, raviner, myrlaggar, sumpiga strandskogar samt i fuktiga lundar. Den visar på mer eller mindre stabila förhållanden och intakt hydrologi och är känslig för avverkning, körskador, skogsgödsling och dikning. Korallrot är typisk art för </w:t>
+      </w:r>
+      <w:r>
+        <w:rPr>
+          <w:i/>
+        </w:rPr>
+        <w:t>9080 Lövsumpskog</w:t>
+      </w:r>
+      <w:r>
+        <w:t xml:space="preserve"> och fridlyst enligt 8 § artskyddsförordningen (SLU Artdatabanken, 2024; Nitare &amp; Skogsstyrelsen, 2019).</w:t>
+      </w:r>
+    </w:p>
+    <w:p>
+      <w:r>
+        <w:rPr>
+          <w:b/>
+        </w:rPr>
+        <w:t xml:space="preserve">Kornig nållav </w:t>
+      </w:r>
+      <w:r>
+        <w:t xml:space="preserve">förekommer i skuggiga miljöer med hög luftfuktighet och påträffas främst i gamla skogar eller på gamla träd. Den signalerar höga naturvärden och på lokalerna finns ofta flera ovanliga och rödlistade arter. Kornig nållav är typisk art för </w:t>
+      </w:r>
+      <w:r>
+        <w:rPr>
+          <w:i/>
+        </w:rPr>
+        <w:t xml:space="preserve">9110 Näringsfattig bokskog </w:t>
+      </w:r>
+      <w:r>
+        <w:t>och</w:t>
+      </w:r>
+      <w:r>
+        <w:rPr>
+          <w:i/>
+        </w:rPr>
+        <w:t xml:space="preserve"> 9130 Näringsrik bokskog</w:t>
+      </w:r>
+      <w:r>
+        <w:t xml:space="preserve"> (SLU Artdatabanken, 2024; Nitare &amp; Skogsstyrelsen, 2019).</w:t>
+      </w:r>
+    </w:p>
+    <w:p>
+      <w:r>
+        <w:rPr>
+          <w:b/>
+        </w:rPr>
         <w:t xml:space="preserve">Skinnlav </w:t>
       </w:r>
       <w:r>
@@ -377,6 +846,91 @@
         <w:rPr>
           <w:b/>
         </w:rPr>
+        <w:t>Stor aspticka</w:t>
+      </w:r>
+      <w:r>
+        <w:t xml:space="preserve"> är knuten till gamla levande aspar och orsakar karaktäristiska inbuktningar i stammen (så kallad nekroser). Slutavverknings- och gallringsåtgärder i löv- och blandskogsbestånd som innebär att tillgången på grov asp minskar är ett hot mot arten. Det är viktigt att äldre aspar och aspbestånd sparas och för att gynna arten på sikt bör aspinslagen i t.ex. bergbranter, raviner, skogsbryn och kring äldre odlingsmarker generellt sparas i större utsträckning än vad som görs idag. Stor aspticka är typisk art för </w:t>
+      </w:r>
+      <w:r>
+        <w:rPr>
+          <w:i/>
+        </w:rPr>
+        <w:t xml:space="preserve">9010 Taiga </w:t>
+      </w:r>
+      <w:r>
+        <w:t xml:space="preserve">och </w:t>
+      </w:r>
+      <w:r>
+        <w:rPr>
+          <w:i/>
+        </w:rPr>
+        <w:t>9030 Landhöjningsskog</w:t>
+      </w:r>
+      <w:r>
+        <w:t xml:space="preserve"> (SLU Artdatabanken, 2024; Nitare &amp; Skogsstyrelsen, 2019).</w:t>
+      </w:r>
+    </w:p>
+    <w:p>
+      <w:r>
+        <w:rPr>
+          <w:b/>
+        </w:rPr>
+        <w:t>Stuplav</w:t>
+      </w:r>
+      <w:r>
+        <w:t xml:space="preserve"> är en mycket bra signalart i hela sitt utbredningsområde och förekommer nästan enbart i skogsmiljöer med höga naturvärden. Den indikerar långvarig förekomst av gamla lövträd och miljöer med konstant hög luftfuktighet. I skogar med suboceaniskt klimat finns det en mycket sällsynt parasit, njurlavsknapp </w:t>
+      </w:r>
+      <w:r>
+        <w:rPr>
+          <w:i/>
+        </w:rPr>
+        <w:t>Pletocarpon nephromeum</w:t>
+      </w:r>
+      <w:r>
+        <w:t xml:space="preserve"> (EN), som växer på stuplav. Ytterligare tre sällsynta lavparasiter, </w:t>
+      </w:r>
+      <w:r>
+        <w:rPr>
+          <w:i/>
+        </w:rPr>
+        <w:t>Protounguicularia nephromatis</w:t>
+      </w:r>
+      <w:r>
+        <w:t xml:space="preserve"> (VU), </w:t>
+      </w:r>
+      <w:r>
+        <w:rPr>
+          <w:i/>
+        </w:rPr>
+        <w:t>Refractohilum galligenum</w:t>
+      </w:r>
+      <w:r>
+        <w:t xml:space="preserve"> (NT) och </w:t>
+      </w:r>
+      <w:r>
+        <w:rPr>
+          <w:i/>
+        </w:rPr>
+        <w:t>Roselliniella nephromatis</w:t>
+      </w:r>
+      <w:r>
+        <w:t xml:space="preserve"> (DD), kan också påträffas på stuplav. Stuplav är typisk art för </w:t>
+      </w:r>
+      <w:r>
+        <w:rPr>
+          <w:i/>
+        </w:rPr>
+        <w:t>9010 Taiga</w:t>
+      </w:r>
+      <w:r>
+        <w:t xml:space="preserve"> (SLU Artdatabanken, 2026; Nitare &amp; Skogsstyrelsen, 2019).</w:t>
+      </w:r>
+    </w:p>
+    <w:p>
+      <w:r>
+        <w:rPr>
+          <w:b/>
+        </w:rPr>
         <w:t xml:space="preserve">Vedticka </w:t>
       </w:r>
       <w:r>
@@ -390,6 +944,153 @@
       </w:r>
       <w:r>
         <w:t>(Nitare &amp; Skogsstyrelsen, 2019; SLU Artdatabanken, 2025).</w:t>
+      </w:r>
+    </w:p>
+    <w:p>
+      <w:r>
+        <w:rPr>
+          <w:b/>
+        </w:rPr>
+        <w:t xml:space="preserve">Ekbräken </w:t>
+      </w:r>
+      <w:r>
+        <w:t xml:space="preserve">är typisk art för </w:t>
+      </w:r>
+      <w:r>
+        <w:rPr>
+          <w:i/>
+        </w:rPr>
+        <w:t>9050 Näringsrik granskog</w:t>
+      </w:r>
+      <w:r>
+        <w:t xml:space="preserve"> (SLU Artdatabanken, 2025).</w:t>
+      </w:r>
+    </w:p>
+    <w:p>
+      <w:r>
+        <w:rPr>
+          <w:b/>
+        </w:rPr>
+        <w:t xml:space="preserve">Hultbräken </w:t>
+      </w:r>
+      <w:r>
+        <w:t xml:space="preserve">är typisk art för </w:t>
+      </w:r>
+      <w:r>
+        <w:rPr>
+          <w:i/>
+        </w:rPr>
+        <w:t xml:space="preserve">9050 Näringsrik granskog </w:t>
+      </w:r>
+      <w:r>
+        <w:t>(SLU Artdatabanken, 2025).</w:t>
+      </w:r>
+    </w:p>
+    <w:p>
+      <w:r>
+        <w:rPr>
+          <w:b/>
+        </w:rPr>
+        <w:t>Kransmossa</w:t>
+      </w:r>
+      <w:r>
+        <w:t xml:space="preserve"> är typisk art för </w:t>
+      </w:r>
+      <w:r>
+        <w:rPr>
+          <w:i/>
+        </w:rPr>
+        <w:t xml:space="preserve">9050 Näringsrik granskog </w:t>
+      </w:r>
+      <w:r>
+        <w:t xml:space="preserve">och </w:t>
+      </w:r>
+      <w:r>
+        <w:rPr>
+          <w:i/>
+        </w:rPr>
+        <w:t xml:space="preserve">6170 Alpina kalkgräsmarker </w:t>
+      </w:r>
+      <w:r>
+        <w:t>(SLU Artdatabanken, 2025).</w:t>
+      </w:r>
+    </w:p>
+    <w:p>
+      <w:r>
+        <w:rPr>
+          <w:b/>
+        </w:rPr>
+        <w:t>Spillkråka (§4)</w:t>
+      </w:r>
+      <w:r>
+        <w:t xml:space="preserve"> omfattas av bilaga 1 i EU:s fågeldirektiv och är typisk art för </w:t>
+      </w:r>
+      <w:r>
+        <w:rPr>
+          <w:i/>
+        </w:rPr>
+        <w:t xml:space="preserve">9010 Taiga </w:t>
+      </w:r>
+      <w:r>
+        <w:t>och</w:t>
+      </w:r>
+      <w:r>
+        <w:rPr>
+          <w:i/>
+        </w:rPr>
+        <w:t xml:space="preserve"> 9740 Skogsbevuxen myr</w:t>
+      </w:r>
+      <w:r>
+        <w:t>. Den behöver grova träd, främst tall, asp och bok som boträd. Skogsbruk med korta omloppstider och täta, homogena ungskogar utgör det största hotet. Spillkråka är en nyckelart i skogliga miljöer vars övergivna bohål utnyttjas av flera andra hålhäckande fågelarter och fladdermöss, däribland pärluggla (EN, §4), knipa (§4), salskrake (§4) och skogsduva (§4). Hökuggla (VU, §4) och slaguggla (§4) häckar ofta i högstubbar som brutits av i höjd med ett gammalt spillkråkebo (SLU Artdatabanken, 2026; Skogsstyrelsen, 2016).</w:t>
+      </w:r>
+    </w:p>
+    <w:p>
+      <w:r>
+        <w:rPr>
+          <w:b/>
+        </w:rPr>
+        <w:t>Tjäder (§4)</w:t>
+      </w:r>
+      <w:r>
+        <w:t xml:space="preserve"> omfattas av bilaga 1 och 2 EU:s fågeldirektiv och är typisk art för </w:t>
+      </w:r>
+      <w:r>
+        <w:rPr>
+          <w:i/>
+        </w:rPr>
+        <w:t xml:space="preserve">9010 Taiga </w:t>
+      </w:r>
+      <w:r>
+        <w:t xml:space="preserve">och </w:t>
+      </w:r>
+      <w:r>
+        <w:rPr>
+          <w:i/>
+        </w:rPr>
+        <w:t>9740 Skogsbevuxen myr</w:t>
+      </w:r>
+      <w:r>
+        <w:t>. Tjädern är en utpräglad skogsfågel knuten till större sammanhängande barrskogsområden. Tupparna och hönorna utnyttjar till viss del olika miljöer, och habitatvalet varierar dessutom mellan olika delar av året. För att det ska finnas livskraftiga tjäderbestånd krävs funktionella skogslandskap med en blandning av uppvuxen, gles och luckig skog, täta sumpskogar, myrar och andra små våtmarker. Arten försvinner när skogen fragmenteras och den sammanlagda arealen hyggen och andra öppna områden blir för stor. Ett småskaligt och försiktigt virkesuttag genom hyggesfria metoder kan i vissa fall vara möjligt i området inom 200 m från lekcentrum. Längre ut från lekcentrum, inom 200–500 m bör den avverkade ytan inte överskrida 1 hektar för att undvika alltför stora och snabba förändringar (Skogsstyrelsen, 2019; SLU Artdatabanken, 2024).</w:t>
+      </w:r>
+    </w:p>
+    <w:p>
+      <w:r>
+        <w:rPr>
+          <w:b/>
+        </w:rPr>
+        <w:t>Tofsmes (§4)</w:t>
+      </w:r>
+      <w:r>
+        <w:t xml:space="preserve"> häckar i barr- och blandskog, främst i tallskog. Tofsmes är typisk art för </w:t>
+      </w:r>
+      <w:r>
+        <w:rPr>
+          <w:i/>
+        </w:rPr>
+        <w:t xml:space="preserve">9010 Taiga </w:t>
+      </w:r>
+      <w:r>
+        <w:t>(SLU Artdatabanken, 2025).</w:t>
       </w:r>
     </w:p>
     <w:p>
@@ -397,6 +1098,28 @@
         <w:pStyle w:val="Heading1"/>
       </w:pPr>
       <w:r>
+        <w:t>EU:s fågeldirektiv</w:t>
+      </w:r>
+    </w:p>
+    <w:p>
+      <w:r>
+        <w:t xml:space="preserve">Europeiska unionens medlemsländer är skyldiga att agera i enlighet med EU:s fågeldirektiv där det uttryckligen står att direktivet gäller för fåglar samt för deras ägg, bon och </w:t>
+      </w:r>
+      <w:r>
+        <w:rPr>
+          <w:b/>
+        </w:rPr>
+        <w:t xml:space="preserve">livsmiljöer </w:t>
+      </w:r>
+      <w:r>
+        <w:t>(artikel 1). Vidare att de åtgärder som vidtas inte får leda till en försämring av den nuvarande situationen beträffande bevarandet av de fågelarter som avses i artikel 1 (artikel 13). Fågeldirektivet är styrande för tillsynsansvariga myndigheters ärendehantering, ställningstaganden och beslutsfattande.</w:t>
+      </w:r>
+    </w:p>
+    <w:p>
+      <w:pPr>
+        <w:pStyle w:val="Heading1"/>
+      </w:pPr>
+      <w:r>
         <w:t>Typiska arter och EU:s art- och habitatdirektiv</w:t>
       </w:r>
     </w:p>
@@ -407,7 +1130,7 @@
     </w:p>
     <w:p>
       <w:r>
-        <w:t>Följande typiska arter har sina livsmiljöer och växtplatser i den samrådsanmälda skogen: garnlav (VU, T), gammelgransskål (NT, T), lunglav (NT, T), ullticka (NT, T), violettgrå tagellav (NT, T), bårdlav (S, T), skinnlav (S, T) och vedticka (S, T).</w:t>
+        <w:t>Följande typiska arter har sina livsmiljöer och växtplatser i den samrådsanmälda skogen: garnlav (VU, T), gränsticka (VU, T), knärot (VU, T, §8), lappticka (VU, T), brunpudrad nållav (NT, T), doftskinn (NT, T), gammelgransskål (NT, T), harticka (NT, T), lunglav (NT, T), rosenticka (NT, T), rynkskinn (NT, T), tretåig hackspett (NT, T, §4), ullticka (NT, T), violettgrå tagellav (NT, T), barkkornlav (S, T), bårdlav (S, T), gulnål (S, T), korallblylav (S, T), korallrot (S, T, §8), kornig nållav (S, T), skinnlav (S, T), stor aspticka (S, T), stuplav (S, T), vedticka (S, T), ekbräken (T), hultbräken (T), kransmossa (T), spillkråka (T, §4), tjäder (T, §4) och tofsmes (T, §4).</w:t>
       </w:r>
     </w:p>
     <w:p>
@@ -474,7 +1197,9 @@
         <w:pStyle w:val="Title"/>
       </w:pPr>
       <w:r>
-        <w:t>BILAGA 1 – Rödlistade arter</w:t>
+        <w:t>BILAGA 1 –</w:t>
+        <w:br/>
+        <w:t>Fridlysta och rödlistade arter</w:t>
       </w:r>
     </w:p>
     <w:p>
@@ -482,62 +1207,90 @@
         <w:pStyle w:val="Heading1"/>
       </w:pPr>
       <w:r>
-        <w:t>Lunglav – ekologi samt krav på livsmiljön</w:t>
-      </w:r>
-    </w:p>
-    <w:p>
-      <w:r>
-        <w:t xml:space="preserve">Lunglav (NT) är en av vårt lands främsta signalarter som överallt indikerar gamla lövträd, skogsbestånd med höga naturvärden och ekosystem med lång skoglig kontinuitet. Lokalt kan förekomsten vara mycket riklig men den hittas nästan enbart i gamla och ej slutavverkade skogar. Artens samtliga förekomster bör uppmärksammas från naturvårdssynpunkt, då många lokaler även hyser andra ovanliga och rödlistade arter, däribland de sällsynta lavparasiterna lunglavshårprick (CR), </w:t>
+        <w:t>Knärot – ekologi samt krav på livsmiljön</w:t>
+      </w:r>
+    </w:p>
+    <w:p>
+      <w:r>
+        <w:t xml:space="preserve">Knärot är typisk art för </w:t>
       </w:r>
       <w:r>
         <w:rPr>
           <w:i/>
         </w:rPr>
-        <w:t>Abrothallus diederichii</w:t>
-      </w:r>
-      <w:r>
-        <w:t xml:space="preserve"> (VU), </w:t>
+        <w:t xml:space="preserve">9010 Taiga </w:t>
+      </w:r>
+      <w:r>
+        <w:t>och</w:t>
       </w:r>
       <w:r>
         <w:rPr>
           <w:i/>
         </w:rPr>
-        <w:t>Abrothallus lobariae</w:t>
-      </w:r>
-      <w:r>
-        <w:t xml:space="preserve"> (VU), </w:t>
+        <w:t xml:space="preserve"> 9050 Näringsrik granskog</w:t>
+      </w:r>
+      <w:r>
+        <w:t>, fridlyst enligt 8 och 15 §§ artskyddsförordningen och klassad som sårbar (VU) enligt rödlistan 2020. Knärot är beroende av hög och jämn luftfuktighet i gamla, ostörda skogsmiljöer och är känslig för snabba förändringar av ljus-/vindförhållanden eller uttorkning. På grund av ett alltför intensivt skogsbruk har den minskat med 40 (25–50) % under de senaste 60 åren och i framtiden bedöms minskningstakten uppgå till 30 (20–40) %. Till följd av att arten har en dokumenterat högre minskningstakt i förhållande till sin generationstid än vad som tidigare varit känt (data från Riksskogstaxeringen) höjdes den till hotkategori sårbar (VU) i rödlistan 2020 (SLU Artdatabanken, 2024).</w:t>
+      </w:r>
+    </w:p>
+    <w:p>
+      <w:r>
+        <w:t>En analys av 79 floraväktarlokaler åren 1990–2015 vilka återbesökts under 2020–2024 visade på en tydlig negativ påverkan på knärotsförekomster från större hyggen i närområdet (inom 150–200 m) vilket indikerar att kanteffekter har en stor påverkan på populationerna. Resultaten bekräftar knärotens känslighet för kanteffekter och visar vikten av att skydda större skogsbestånd för att bevara arten. Om det blir höga andelar (&gt;30%) hyggen inom 200 meter från en knärotsförekomst så ökar risken för att en knärotspopulation dör ut och det verkar det behövas någonstans mellan 100 och 150 meters skyddszon för att bevara arten på lång sikt (Sebestyén &amp; Sundberg, 2025). Detta stöds även av en studie (Johansson et al, 2026) baserad på data från Riksskogstaxeringen som visar att knäroten minskat med 66 % under perioden 1993–2022 samt att det finns en stark korrelation mellan minskande arealer kontinuitetsskog och lokal utdöenderisk. Knäroten uppvisade en mycket låg koloniseringsgrad (0,7 % över 10 år) i kombination med hög lokal utrotningsrisk (75,2 %), där utrotningssannolikheten ökade kraftigt när arealen kontinuitetsskog minskade mellan undersökningar, t.ex. på grund av kalhyggesbruk (Johansson et al., 2026).</w:t>
+      </w:r>
+    </w:p>
+    <w:p>
+      <w:r>
+        <w:t xml:space="preserve">Samuel Johnsons doktorsavhandling </w:t>
       </w:r>
       <w:r>
         <w:rPr>
           <w:i/>
         </w:rPr>
-        <w:t>Calycina lobariae</w:t>
-      </w:r>
-      <w:r>
-        <w:t xml:space="preserve"> (VU), lunglavsknapp (VU) och skrovelmössing (VU), som växer på lunglav. Rikliga förekomster med lunglav bör skyddas med biotopskydd, frivilliga avsättningar eller reservat (SLU Artdatabanken, 2026; Nitare &amp; Skogsstyrelsen, 2019).</w:t>
-      </w:r>
-    </w:p>
-    <w:p>
-      <w:r>
-        <w:t xml:space="preserve">Lunglav är typisk art för </w:t>
+        <w:t>“Retention Forestry as a Conservation Measure for Boreal Forest Ground Vegetation”</w:t>
+      </w:r>
+      <w:r>
+        <w:t xml:space="preserve"> (SLU, Uppsala 2014) visar att det krävs väl tilltagna skyddszoner för att knärotens växtplatser inte ska ta skada av skogsbruksåtgärder i intilliggande områden: </w:t>
       </w:r>
       <w:r>
         <w:rPr>
           <w:i/>
         </w:rPr>
-        <w:t>9010 Taiga, 9020 Nordlig ädellövskog, 9110 Näringsfattig bokskog, 9130 Näringsrik bokskog, 9160 Näringsrik ekskog, 9180 Ädellövskog i branter, 9190 Näringsfattig ekskog, 9070 Trädklädd betesmark, 9040 Fjällbjörkskog</w:t>
-      </w:r>
-      <w:r>
-        <w:t xml:space="preserve"> och</w:t>
+        <w:t xml:space="preserve">“Study III shows that retention patches smaller than 0.5 ha do not lifeboat the sensitive forest herb G. repens, a species that depend on stable microclimatic conditions typical for intact forest stands.” </w:t>
+      </w:r>
+      <w:r>
+        <w:t xml:space="preserve">Vidare </w:t>
       </w:r>
       <w:r>
         <w:rPr>
           <w:i/>
         </w:rPr>
-        <w:t xml:space="preserve"> 6530 Lövängar</w:t>
-      </w:r>
-      <w:r>
-        <w:t xml:space="preserve"> (SLU Artdatabanken, 2026).</w:t>
+        <w:t>“More sensitive forest species are not lifeboated in retention patches ranging from 0.05 to 0.5 ha (Papers II &amp; III).”</w:t>
+      </w:r>
+    </w:p>
+    <w:p>
+      <w:r>
+        <w:t xml:space="preserve">Johnsons (2014) rekommendation på minst 50 meters breda skyddszoner runt knärotens växtplatser motsvarar en areal på 0,78 hektar, vilket ligger i linje med andra studier som gjorts på känsliga skogsarter: </w:t>
+      </w:r>
+      <w:r>
+        <w:rPr>
+          <w:i/>
+        </w:rPr>
+        <w:t>“In study III I also show that translocated specimens of G. repens survives well in mature forests at least 50 m from the nearest edge to an open area. Moreover, measures of temperature and humidity show that such distances from an open area is far enough to offer a microclimate that is more stable compared to what present in retention patches of around 0.1 ha. This means that the very centre of a circular patch with radius 50 m (equals a size of 0.78 ha) should offer conditions similar to interior forest and would perhaps be a suitable habitat for G. repens and similar species. Previous studies from both North America and Sweden have also concluded that patches between 0.5 and one ha are sufficient for preserving interior forest vegetation as well as sensitive lichens and bryophytes (de Graaf &amp; Roberts 2009; Halpern et al. 2012; Rudolphi et al. 2014).”</w:t>
+      </w:r>
+    </w:p>
+    <w:p>
+      <w:r>
+        <w:t>Ytterligare en studie (Koelmeijer m.fl., 2022) inkluderar knärotens skyddsbehov. I uppsatsen berörs problemet med uttorkning för växter, bl.a. för knärot, ett problem som blivit accentuerat på grund av den pågående klimatförändringen och torra somrar, t.ex. den exceptionellt torra sommaren 2018. I uppsatsen undersöks områden med tre olika avstånd från kalhyggeskant med avseende på skydd bl.a. för knärot. Det första området har avstånd upp till 20 m från hyggeskant (Strong edge effect), det andra 20–40 m från hyggeskant (Weak edge effect) och det tredje avser större avstånd från hyggeskant, där kanteffekten anses vara försumbar (Interior). Ett resultat var att man fann stor eller mycket stor uttorkningseffekt på känsliga och rödlistade skogsarter vid de kortare avstånden till hyggeskant, medan effekt av uttorkning inte konstaterades på större avstånd (Interior). För orkidén knärot fann man en rik förekomst (upp till 0,06 dm2/m2) på stort avstånd från hyggeskant (Interior), medan förekomsten var liten eller närmast försumbar i de områden som klassificerades som Weak edge effect respektive Strong edge effect. Arbetet påpekar att de allt oftare förekommande torra somrarna ger ytterligare skäl att utöka skyddsavståndet från hyggen till den fuktkrävande arten knärot (Koelmeijer m.fl., 2022).</w:t>
+      </w:r>
+    </w:p>
+    <w:p>
+      <w:r>
+        <w:t>Även Skogsstyrelsens egen vägledning för hänsyn till knärot ligger i linje med ovanstående forskningsstudier. Av vägledningen framgår det att för med hög sannolikhet kunna bevara befintliga förekomster krävs relativt stora avsättningar av uppvuxen skog med slutet och relativt tätt kronskikt. Som riktlinje kan krävas ett avstånd på 50 meter in från brynet för att vidmakthålla ett fungerande mikroklimat. Detta innebär att fristående hänsynsytor för många arter (kärlväxter, lavar och mossor) kan behöva ha en area överstigande 0,8 hektar (cirkelyta med radien 50 meter = 0,78 hektar) för att bibehålla lokalklimatet. Även ganska små förändringar i form av förändrade ljus- och fuktighetsförhållanden, till exempel till följd av gallring, kan leda till att arten försvinner till följd av konkurrens med mera ljuskrävande och snabbväxande arter (Skogsstyrelsen, 2022).</w:t>
+      </w:r>
+    </w:p>
+    <w:p>
+      <w:r>
+        <w:t>Vid tillämpning av försiktighetsprincipen enligt 2 kap. 3 § miljöbalken bör sålunda 100–150 meters skyddszon lämnas runt knärotens växtplatser.</w:t>
       </w:r>
     </w:p>
     <w:p>
@@ -545,6 +1298,302 @@
         <w:pStyle w:val="Heading2"/>
       </w:pPr>
       <w:r>
+        <w:t>Referenser – knärot</w:t>
+      </w:r>
+    </w:p>
+    <w:p>
+      <w:r>
+        <w:t xml:space="preserve">de Graaf M &amp; Roberts M.R., 2009. </w:t>
+      </w:r>
+      <w:r>
+        <w:rPr>
+          <w:i/>
+        </w:rPr>
+        <w:t xml:space="preserve">Short-term response of the herbaceous layer within leave patches after harvest. </w:t>
+      </w:r>
+      <w:r>
+        <w:t>Forest Ecology and Management 257, 1014–1025.</w:t>
+      </w:r>
+    </w:p>
+    <w:p>
+      <w:r>
+        <w:t xml:space="preserve">Halpern, C. B., Halaj, J., Evans, S. A., &amp; Dovciak, M., 2012. </w:t>
+      </w:r>
+      <w:r>
+        <w:rPr>
+          <w:i/>
+        </w:rPr>
+        <w:t xml:space="preserve">Level and pattern of overstory retention interact to shape long-term responses of understories to timber harvest. </w:t>
+      </w:r>
+      <w:r>
+        <w:t>Ecological Applications, 22, 2049–2064.</w:t>
+      </w:r>
+    </w:p>
+    <w:p>
+      <w:r>
+        <w:t>Johansson, V., Jansson, M. och Bergman, K-O</w:t>
+      </w:r>
+      <w:r>
+        <w:rPr>
+          <w:i/>
+        </w:rPr>
+        <w:t>.</w:t>
+      </w:r>
+      <w:r>
+        <w:t>, 2026.</w:t>
+      </w:r>
+      <w:r>
+        <w:rPr>
+          <w:i/>
+        </w:rPr>
+        <w:t xml:space="preserve"> A 30-year population decline of a threatened forest orchid associated with old growth forests</w:t>
+      </w:r>
+      <w:r>
+        <w:t>. Department of Physics, Chemistry and Biology (IFM), Linköping University.</w:t>
+      </w:r>
+    </w:p>
+    <w:p>
+      <w:r>
+        <w:t xml:space="preserve">Johnson, S., 2014. </w:t>
+      </w:r>
+      <w:r>
+        <w:rPr>
+          <w:i/>
+        </w:rPr>
+        <w:t>Retention Forestry as a Conservation Measure for Boreal Forest Ground Vegetation</w:t>
+      </w:r>
+      <w:r>
+        <w:t>. Doktorsavhandling, SLU, Uppsala.</w:t>
+      </w:r>
+    </w:p>
+    <w:p>
+      <w:r>
+        <w:t xml:space="preserve">Koelmeijer, I. A., Ehrlén, J., Jönsson, M., De Frenne, P., Berg, P., Andersson, J., Weibull, H. &amp; Hylander, N. 2022. </w:t>
+      </w:r>
+      <w:r>
+        <w:rPr>
+          <w:i/>
+        </w:rPr>
+        <w:t xml:space="preserve">Interactive effects of drought and edge exposure on old-growth forest understory species. </w:t>
+      </w:r>
+      <w:r>
+        <w:t>Landscape Ecology, 37, sid 1839–1853.</w:t>
+      </w:r>
+    </w:p>
+    <w:p>
+      <w:r>
+        <w:t xml:space="preserve">Rudolphi, J., Jönsson, M. T., &amp; Gustafsson, L., 2014. </w:t>
+      </w:r>
+      <w:r>
+        <w:rPr>
+          <w:i/>
+        </w:rPr>
+        <w:t xml:space="preserve">Biological legacies buffer local species extinction after logging. </w:t>
+      </w:r>
+      <w:r>
+        <w:t>Journal of Applied Ecology. 51, 53–62.</w:t>
+      </w:r>
+    </w:p>
+    <w:p>
+      <w:r>
+        <w:t xml:space="preserve">Sebestyén, L. och Sundberg, S. 2025.  </w:t>
+      </w:r>
+      <w:r>
+        <w:rPr>
+          <w:i/>
+        </w:rPr>
+        <w:t>Påverkan på knärotslokaler från hyggen i närheten.</w:t>
+      </w:r>
+      <w:r>
+        <w:t xml:space="preserve"> DAPHNE 36:1 2025. Botaniska Sällskapet i Stockholm.</w:t>
+      </w:r>
+    </w:p>
+    <w:p>
+      <w:r>
+        <w:t xml:space="preserve">Skogsstyrelsen, 2022. </w:t>
+      </w:r>
+      <w:r>
+        <w:rPr>
+          <w:i/>
+        </w:rPr>
+        <w:t xml:space="preserve">Vägledning för hänsyn till knärot. </w:t>
+      </w:r>
+      <w:r>
+        <w:t>https://www.skogsstyrelsen.se/lag-och-tillsyn/artskydd/vagledningar-och-kunskapsstod-artskydd/vagledning-for-hansyn-till-knarot/.</w:t>
+      </w:r>
+    </w:p>
+    <w:p>
+      <w:r>
+        <w:t xml:space="preserve">SLU Artdatabanken, 2024. </w:t>
+      </w:r>
+      <w:r>
+        <w:rPr>
+          <w:i/>
+        </w:rPr>
+        <w:t xml:space="preserve">Artfaktablad. Naturvård – artfakta. </w:t>
+      </w:r>
+      <w:r>
+        <w:t>SLU Artdatabanken, Uppsala.</w:t>
+      </w:r>
+    </w:p>
+    <w:p>
+      <w:pPr>
+        <w:pStyle w:val="Heading1"/>
+      </w:pPr>
+      <w:r>
+        <w:t>Ulltickeporing – ekologi samt krav på livsmiljön</w:t>
+      </w:r>
+    </w:p>
+    <w:p>
+      <w:r>
+        <w:t xml:space="preserve">Ulltickeporing </w:t>
+      </w:r>
+      <w:r>
+        <w:rPr>
+          <w:i/>
+        </w:rPr>
+        <w:t>Skeletocutis brevispora</w:t>
+      </w:r>
+      <w:r>
+        <w:t xml:space="preserve"> (VU), rödlistad som sårbar, växer på ullticka (NT) i naturskogsartade granskogar. Avverkning av naturskogslika miljöer och av grova granar där ulltickeporing förekommer är ett direkt hot mot artens fortlevnad Alla skogliga åtgärder som innebär att lågor och döda eller skadade träd tas bort missgynnar arten. På sikt är minskad tillgång till lämpligt substrat och krympande areal av naturskog ett hot, framförallt råder brist på grov ved som lågor i sena nedbrytningsstadier. Ytterligare fragmentering av skogslandskapet minskar artens möjligheter till spridning. Gamla granskogar som hyser arten undantas helt från skogsbruk (SLU Artdatabanken, 2026).</w:t>
+      </w:r>
+    </w:p>
+    <w:p>
+      <w:r>
+        <w:t xml:space="preserve">Ulltickeporingen har nyligen delats upp i de tre olika arterna ulltickeporing </w:t>
+      </w:r>
+      <w:r>
+        <w:rPr>
+          <w:i/>
+        </w:rPr>
+        <w:t xml:space="preserve">Skeletocutis brevispora </w:t>
+      </w:r>
+      <w:r>
+        <w:t>(VU)</w:t>
+      </w:r>
+      <w:r>
+        <w:rPr>
+          <w:i/>
+        </w:rPr>
+        <w:t>, Skeletocutis delicata</w:t>
+      </w:r>
+      <w:r>
+        <w:t xml:space="preserve"> (VU)</w:t>
+      </w:r>
+      <w:r>
+        <w:rPr>
+          <w:i/>
+        </w:rPr>
+        <w:t xml:space="preserve"> och Skeletocutis exilis</w:t>
+      </w:r>
+      <w:r>
+        <w:t xml:space="preserve"> (NT) (SLU Artdatabanken, 2026; Miettinen &amp; Niemelä, 2018).</w:t>
+      </w:r>
+    </w:p>
+    <w:p>
+      <w:pPr>
+        <w:pStyle w:val="Heading2"/>
+      </w:pPr>
+      <w:r>
+        <w:t>Referenser – ulltickeporing</w:t>
+      </w:r>
+    </w:p>
+    <w:p>
+      <w:r>
+        <w:t xml:space="preserve">Miettinen, O. &amp; Niemelä, T., 2018. </w:t>
+      </w:r>
+      <w:r>
+        <w:rPr>
+          <w:i/>
+        </w:rPr>
+        <w:t>Two new temperate polypore species of Skeletocutis (Polyporales, Basidiomycota)</w:t>
+      </w:r>
+      <w:r>
+        <w:t>. Ann. Bot. Fennici 55: 195–206.</w:t>
+      </w:r>
+    </w:p>
+    <w:p>
+      <w:r>
+        <w:t xml:space="preserve">SLU Artdatabanken, 2026. </w:t>
+      </w:r>
+      <w:r>
+        <w:rPr>
+          <w:i/>
+        </w:rPr>
+        <w:t xml:space="preserve">Artfaktablad. Naturvård – artfakta. </w:t>
+      </w:r>
+      <w:r>
+        <w:t>SLU Artdatabanken, Uppsala.</w:t>
+      </w:r>
+    </w:p>
+    <w:p>
+      <w:pPr>
+        <w:pStyle w:val="Heading1"/>
+      </w:pPr>
+      <w:r>
+        <w:t>Lunglav – ekologi samt krav på livsmiljön</w:t>
+      </w:r>
+    </w:p>
+    <w:p>
+      <w:r>
+        <w:t xml:space="preserve">Lunglav (NT) är en av vårt lands främsta signalarter som överallt indikerar gamla lövträd, skogsbestånd med höga naturvärden och ekosystem med lång skoglig kontinuitet. Lokalt kan förekomsten vara mycket riklig men den hittas nästan enbart i gamla och ej slutavverkade skogar. Artens samtliga förekomster bör uppmärksammas från naturvårdssynpunkt, då många lokaler även hyser andra ovanliga och rödlistade arter, däribland de sällsynta lavparasiterna lunglavshårprick (CR), </w:t>
+      </w:r>
+      <w:r>
+        <w:rPr>
+          <w:i/>
+        </w:rPr>
+        <w:t>Abrothallus diederichii</w:t>
+      </w:r>
+      <w:r>
+        <w:t xml:space="preserve"> (VU), </w:t>
+      </w:r>
+      <w:r>
+        <w:rPr>
+          <w:i/>
+        </w:rPr>
+        <w:t>Abrothallus lobariae</w:t>
+      </w:r>
+      <w:r>
+        <w:t xml:space="preserve"> (VU), </w:t>
+      </w:r>
+      <w:r>
+        <w:rPr>
+          <w:i/>
+        </w:rPr>
+        <w:t>Calycina lobariae</w:t>
+      </w:r>
+      <w:r>
+        <w:t xml:space="preserve"> (VU), lunglavsknapp (VU) och skrovelmössing (VU), som växer på lunglav. Rikliga förekomster med lunglav bör skyddas med biotopskydd, frivilliga avsättningar eller reservat (SLU Artdatabanken, 2026; Nitare &amp; Skogsstyrelsen, 2019).</w:t>
+      </w:r>
+    </w:p>
+    <w:p>
+      <w:r>
+        <w:t xml:space="preserve">Lunglav är typisk art för </w:t>
+      </w:r>
+      <w:r>
+        <w:rPr>
+          <w:i/>
+        </w:rPr>
+        <w:t>9010 Taiga, 9020 Nordlig ädellövskog, 9110 Näringsfattig bokskog, 9130 Näringsrik bokskog, 9160 Näringsrik ekskog, 9180 Ädellövskog i branter, 9190 Näringsfattig ekskog, 9070 Trädklädd betesmark, 9040 Fjällbjörkskog</w:t>
+      </w:r>
+      <w:r>
+        <w:t xml:space="preserve"> och</w:t>
+      </w:r>
+      <w:r>
+        <w:rPr>
+          <w:i/>
+        </w:rPr>
+        <w:t xml:space="preserve"> 6530 Lövängar</w:t>
+      </w:r>
+      <w:r>
+        <w:t xml:space="preserve"> (SLU Artdatabanken, 2026).</w:t>
+      </w:r>
+    </w:p>
+    <w:p>
+      <w:pPr>
+        <w:pStyle w:val="Heading2"/>
+      </w:pPr>
+      <w:r>
         <w:t>Referenser – lunglav</w:t>
       </w:r>
     </w:p>
@@ -574,6 +1623,468 @@
       </w:r>
       <w:r>
         <w:t>SLU Artdatabanken, Uppsala.</w:t>
+      </w:r>
+    </w:p>
+    <w:p>
+      <w:pPr>
+        <w:pStyle w:val="Heading1"/>
+      </w:pPr>
+      <w:r>
+        <w:t>Talltita – ekologi samt krav på livsmiljön</w:t>
+      </w:r>
+    </w:p>
+    <w:p>
+      <w:r>
+        <w:t>Talltita är rödlistad som NT, fridlyst och prioriterad art i Skogsvårdslagen. Den omfattas av EU:s fågeldirektiv. Arten har minskat kraftigt de senaste 30 åren och minskningstakten innevarande 10-årsperiod beräknas till 20 (10–30) % (SLU Artdatabanken, 2022).</w:t>
+      </w:r>
+    </w:p>
+    <w:p>
+      <w:r>
+        <w:t>Talltita föredrar större sammanhängande barrskogar, och finns såväl i tallskog som granskog och i lövblandad barrskog. Skogens struktur är viktig och ska helst vara flerskiktad med riklig underväxt av mindre granar, björk och andra lövträd och buskar. Tillgång på murknande högstubbar är särskilt viktig, eftersom talltitan helst själv hackar ut sitt bohål (SLU Artdatabanken, 2022).</w:t>
+      </w:r>
+    </w:p>
+    <w:p>
+      <w:r>
+        <w:t>Det finns flera studier som visar att talltita är känslig för gallring och inte överlever när dess livsmiljö kalavverkas (Eggers and Low, 2014; Griesser et al., 2007; Klein, 2020). Talltitans revir är förhållandevis stora, 10–20 hektar och arten missgynnas när skogen fragmenteras. Kalavverkning av större delar av reviret innebär att det överges (Artdatabanken, 2021).</w:t>
+      </w:r>
+    </w:p>
+    <w:p>
+      <w:r>
+        <w:t>Talltitan är synnerligen trogen sitt revir så länge paret lever och biotopen förblir intakt. Paret stannar i sitt revir året om. En förlust av ett revir har därför en stor inverkan på den lokala populationen och trakthyggesbruket anses vara orsak till den svenska populationens kraftiga minskning. Talltiteparets revirtrohet innebär att närhelst under året man observerar en adult talltita så ingår denna plats i reviret (Siffczyk et al., 2003; Ekman, 1979).</w:t>
+      </w:r>
+    </w:p>
+    <w:p>
+      <w:pPr>
+        <w:pStyle w:val="Heading2"/>
+      </w:pPr>
+      <w:r>
+        <w:t>Referenser – talltita</w:t>
+      </w:r>
+    </w:p>
+    <w:p>
+      <w:r>
+        <w:t xml:space="preserve">Eggers, S., Low, M., 2014. </w:t>
+      </w:r>
+      <w:r>
+        <w:rPr>
+          <w:i/>
+        </w:rPr>
+        <w:t xml:space="preserve">Differential demographic responses of sympatric Parids to vegetation management in boreal forest. </w:t>
+      </w:r>
+      <w:r>
+        <w:t>For. Ecol. Manage. 319, 169–175.</w:t>
+      </w:r>
+    </w:p>
+    <w:p>
+      <w:r>
+        <w:t xml:space="preserve">Ekman, J., 1979. </w:t>
+      </w:r>
+      <w:r>
+        <w:rPr>
+          <w:i/>
+        </w:rPr>
+        <w:t xml:space="preserve">Coherence, composition and territories of winter social groups of the Willow Tit Parus montanus and the Crested Tit P. cristatus. </w:t>
+      </w:r>
+      <w:r>
+        <w:t>Ornis Scandinavica, 10, pp 56–68</w:t>
+      </w:r>
+    </w:p>
+    <w:p>
+      <w:r>
+        <w:t xml:space="preserve">Griesser, M., Nystrand, M., Eggers, S., Ekman, J., 2007. </w:t>
+      </w:r>
+      <w:r>
+        <w:rPr>
+          <w:i/>
+        </w:rPr>
+        <w:t xml:space="preserve">Impact of forestry practices on fitness correlates and population productivity in an open-nesting bird species. </w:t>
+      </w:r>
+      <w:r>
+        <w:t>Conserv. Biol. 21, 767–774. https://doi.org/10.1111/j.1523- 1739.2007.00675.x</w:t>
+      </w:r>
+    </w:p>
+    <w:p>
+      <w:r>
+        <w:t xml:space="preserve">Klein, J., 2020. </w:t>
+      </w:r>
+      <w:r>
+        <w:rPr>
+          <w:i/>
+        </w:rPr>
+        <w:t xml:space="preserve">The forgotten forest – On thinning, retention, and biodiversity in the boreal forest. </w:t>
+      </w:r>
+      <w:r>
+        <w:t>Doctoral Thesis No. 2020:50</w:t>
+      </w:r>
+    </w:p>
+    <w:p>
+      <w:r>
+        <w:t xml:space="preserve">Siffczyk, C., Brotons, L., Kangas, K., Orell, M., 2003. </w:t>
+      </w:r>
+      <w:r>
+        <w:rPr>
+          <w:i/>
+        </w:rPr>
+        <w:t xml:space="preserve">Home range size of willow tits. </w:t>
+      </w:r>
+      <w:r>
+        <w:t>Oecologica, 136, 635–642 (2003)</w:t>
+      </w:r>
+    </w:p>
+    <w:p>
+      <w:r>
+        <w:t xml:space="preserve">SLU Artdatabanken, 2021. </w:t>
+      </w:r>
+      <w:r>
+        <w:rPr>
+          <w:i/>
+        </w:rPr>
+        <w:t xml:space="preserve">Artfaktablad. Naturvård – artfakta. </w:t>
+      </w:r>
+      <w:r>
+        <w:t>SLU Artdatabanken, Uppsala</w:t>
+      </w:r>
+    </w:p>
+    <w:p>
+      <w:pPr>
+        <w:pStyle w:val="Heading1"/>
+      </w:pPr>
+      <w:r>
+        <w:t>Tretåig hackspett – ekologi samt krav på livsmiljön</w:t>
+      </w:r>
+    </w:p>
+    <w:p>
+      <w:r>
+        <w:t xml:space="preserve">Tretåig hackspett (NT) är fridlyst enligt §4 Artskyddsförordningen och finns med som prioriterad art i Skogsstyrelsen vägledning för skogsbruket (bilaga 4 till SVL). I vägledningen står bland annat att: </w:t>
+      </w:r>
+      <w:r>
+        <w:rPr>
+          <w:i/>
+        </w:rPr>
+        <w:t xml:space="preserve">“Tretåig hackspett har stora arealkrav och höga krav på sin livsmiljö. Omdaningen av naturskogar till kulturskogar medför en förlust av viktiga miljöer, något som förstärks av ökad fragmentering till följd av avverkningar.” </w:t>
+      </w:r>
+      <w:r>
+        <w:t xml:space="preserve">Vidare att: </w:t>
+      </w:r>
+      <w:r>
+        <w:rPr>
+          <w:i/>
+        </w:rPr>
+        <w:t>“Områden med dokumenterad permanent förekomst i naturskogsmiljöer har vanligen så stora naturvärden att skogsbruk är olämpligt”</w:t>
+      </w:r>
+      <w:r>
+        <w:t xml:space="preserve"> (SLU Artdatabanken, 2024; Skogsstyrelsen, 2016)</w:t>
+      </w:r>
+      <w:r>
+        <w:rPr>
+          <w:i/>
+        </w:rPr>
+        <w:t>.</w:t>
+      </w:r>
+    </w:p>
+    <w:p>
+      <w:r>
+        <w:t>Tretåig hackspett är beroende av större sammanhängande naturskogar med kontinuerlig tillgång och nybildning av död ved och fragmentering av livsmiljöerna utgör ett stort hot mot arten (se exempelvis Stachura-Skierczynska et al., 2009; Wesolowski et al., 2005; Butler et al., 2004; Pakkala et al., 2002; Amcoff et al., 1996; Virkkala, 1991). Det finns studier som visar att naturskogens självgallringsprocess som den tretåiga hackspetten är beroende av, inte kan ersättas med efterlämnad hänsyn i skogsbruket (Imbeau &amp; Desrochers, 2002).</w:t>
+      </w:r>
+    </w:p>
+    <w:p>
+      <w:r>
+        <w:t>Permanenta revir av tretåig hackspett karaktäriseras ofta av artens typiska ringformigt ordnade hackmärken på framför allt gamla granar. För att säkerställa att inte revir av tretåig hackspett drabbas av avverkningsplanerna bör en inventering göras i området både under häckningstid och under vintern, då arten utnyttjar betydligt större områden än under sommarens häckningsrevir. Storleken på häckningsreviret varierar med skogstypen, förekomsten av död ved och graden av fragmentering, men är i allmänhet i storleksordningen 25–100 hektar (SLU Artdatabanken, 2024; Skogsstyrelsen, 2016).</w:t>
+      </w:r>
+    </w:p>
+    <w:p>
+      <w:r>
+        <w:t xml:space="preserve">Förutom fridlysning enligt §4 Artskyddsförordningen är tretåig hackspett även förtecknad i EU:s fågeldirektiv bilaga 1. Den är typisk art för </w:t>
+      </w:r>
+      <w:r>
+        <w:rPr>
+          <w:i/>
+        </w:rPr>
+        <w:t xml:space="preserve">9010 Taiga, 9740 Skogsbevuxen myr, 9030 Landhöjningsskog </w:t>
+      </w:r>
+      <w:r>
+        <w:t xml:space="preserve">och </w:t>
+      </w:r>
+      <w:r>
+        <w:rPr>
+          <w:i/>
+        </w:rPr>
+        <w:t>9040 Fjällbjörkskog</w:t>
+      </w:r>
+      <w:r>
+        <w:t xml:space="preserve"> samt ingår i Natura 2000 och är förtecknad i Bernkonventionen bilaga II (strikt skyddade djurarter) (SLU Artdatabanken, 2024; Skogsstyrelsen, 2016).</w:t>
+      </w:r>
+    </w:p>
+    <w:p>
+      <w:pPr>
+        <w:pStyle w:val="Heading2"/>
+      </w:pPr>
+      <w:r>
+        <w:t>Referenser – tretåig hackspett</w:t>
+      </w:r>
+    </w:p>
+    <w:p>
+      <w:r>
+        <w:t xml:space="preserve">Amcoff, M. &amp; Eriksson, P. 1996. </w:t>
+      </w:r>
+      <w:r>
+        <w:rPr>
+          <w:i/>
+        </w:rPr>
+        <w:t xml:space="preserve">Förekomst av tretåig hackspett Picoides tridactylus på bestånds- och landskapsnivå. </w:t>
+      </w:r>
+      <w:r>
+        <w:t>Ornis Svecica 6: 107–119.</w:t>
+      </w:r>
+    </w:p>
+    <w:p>
+      <w:r>
+        <w:t xml:space="preserve">Butler, R., Angelstam, P., Ekelund, P. &amp; Schlaeffer, R. 2004. </w:t>
+      </w:r>
+      <w:r>
+        <w:rPr>
+          <w:i/>
+        </w:rPr>
+        <w:t xml:space="preserve">Dead wood threshold values for the three-toed woodpecker presence in boreal and sub-Alpine forest. </w:t>
+      </w:r>
+      <w:r>
+        <w:t>Biological conservation 119(3): 305–318.</w:t>
+      </w:r>
+    </w:p>
+    <w:p>
+      <w:r>
+        <w:t xml:space="preserve">Imbeau, L. &amp; Desrochers, A. 2002. </w:t>
+      </w:r>
+      <w:r>
+        <w:rPr>
+          <w:i/>
+        </w:rPr>
+        <w:t xml:space="preserve">Foraging Ecology and Use of Drumming Trees by Three-Toed Woodpeckers. </w:t>
+      </w:r>
+      <w:r>
+        <w:t>The Journal of Wildlife Management. Vol. 66, No. 1 (Jan., 2002), pp. 222–231.</w:t>
+      </w:r>
+    </w:p>
+    <w:p>
+      <w:r>
+        <w:t xml:space="preserve">Pakkala, T., Hanski, I. &amp; Tomppo, E. 2002. </w:t>
+      </w:r>
+      <w:r>
+        <w:rPr>
+          <w:i/>
+        </w:rPr>
+        <w:t xml:space="preserve">Spatial ecology of the three-toed woodpecker in managed forest landscapes. </w:t>
+      </w:r>
+      <w:r>
+        <w:t>Silva Fennica 36(1): 279–288.</w:t>
+      </w:r>
+    </w:p>
+    <w:p>
+      <w:r>
+        <w:t xml:space="preserve">Skogsstyrelsen, 2016. </w:t>
+      </w:r>
+      <w:r>
+        <w:rPr>
+          <w:i/>
+        </w:rPr>
+        <w:t>Vägledning för hänsyn till fåglar – Tretåig hackspett.</w:t>
+      </w:r>
+    </w:p>
+    <w:p>
+      <w:r>
+        <w:t xml:space="preserve">SLU Artdatabanken, 2024. </w:t>
+      </w:r>
+      <w:r>
+        <w:rPr>
+          <w:i/>
+        </w:rPr>
+        <w:t xml:space="preserve">Artfaktablad. Naturvård – artfakta. </w:t>
+      </w:r>
+      <w:r>
+        <w:t>SLU Artdatabanken, Uppsala.</w:t>
+      </w:r>
+    </w:p>
+    <w:p>
+      <w:r>
+        <w:t xml:space="preserve">Stachura-Skierczynska, K., Tumiel, T. &amp; Skierczynski, M. 2009. </w:t>
+      </w:r>
+      <w:r>
+        <w:rPr>
+          <w:i/>
+        </w:rPr>
+        <w:t xml:space="preserve">Habitat prediction model for three-toed woodpecker and its implications for the conservation of biologically valuable forests. </w:t>
+      </w:r>
+      <w:r>
+        <w:t>Forest Ecology and Management 258(5): 697–703.</w:t>
+      </w:r>
+    </w:p>
+    <w:p>
+      <w:r>
+        <w:t xml:space="preserve">Virkkala, R. 1991. </w:t>
+      </w:r>
+      <w:r>
+        <w:rPr>
+          <w:i/>
+        </w:rPr>
+        <w:t xml:space="preserve">Population trends of forest birds in a Finnish Lapland landscape of large habitat blocks – Consequences of stochastic environmental variation or regional habitat alteration. </w:t>
+      </w:r>
+      <w:r>
+        <w:t>Biological conservation 56(2): 223–240.</w:t>
+      </w:r>
+    </w:p>
+    <w:p>
+      <w:r>
+        <w:t xml:space="preserve">Wesolowski, T., Czeszczewik, D. &amp; Rowinski, P. 2005. </w:t>
+      </w:r>
+      <w:r>
+        <w:rPr>
+          <w:i/>
+        </w:rPr>
+        <w:t xml:space="preserve">Effects of forest management on Three-toed Woodpecker Picoides tridactylus distribution in the Bialowieza Forest (NE Poland): conservation implications. </w:t>
+      </w:r>
+      <w:r>
+        <w:t>Acta Ornithologica 40(1): 53–60.</w:t>
+      </w:r>
+    </w:p>
+    <w:p>
+      <w:pPr>
+        <w:pStyle w:val="Heading1"/>
+      </w:pPr>
+      <w:r>
+        <w:t>Spillkråka – ekologi samt krav på livsmiljön</w:t>
+      </w:r>
+    </w:p>
+    <w:p>
+      <w:r>
+        <w:t xml:space="preserve">Spillkråka (§4) ingår i bilaga 1 EU:s fågeldirektiv och är typisk art för </w:t>
+      </w:r>
+      <w:r>
+        <w:rPr>
+          <w:i/>
+        </w:rPr>
+        <w:t xml:space="preserve">9010 Taiga </w:t>
+      </w:r>
+      <w:r>
+        <w:t>och</w:t>
+      </w:r>
+      <w:r>
+        <w:rPr>
+          <w:i/>
+        </w:rPr>
+        <w:t xml:space="preserve"> 9740 Skogsbevuxen myr</w:t>
+      </w:r>
+      <w:r>
+        <w:t>. Den lever i både barr- och blandskog liksom i ren lövskog. De tätaste populationerna tenderar att finnas i äldre, variationsrik blandskog med gott om död ved och gamla träd. Varje par utnyttjar 400–1000 hektar skog beroende på skogens kvalitet. Skogsbruk med korta omloppstider och täta, homogena ungskogar utgör det största hotet (SLU Artdatabanken, 2026).</w:t>
+      </w:r>
+    </w:p>
+    <w:p>
+      <w:r>
+        <w:t>Spillkråka är en nyckelart i skogliga miljöer vars övergivna bohål utnyttjas av flera andra hålhäckande fågelarter och fladdermöss, däribland pärluggla (EN, §4), knipa (§4), salskrake (§4) och skogsduva (§4). Hökuggla (VU, §4) och slaguggla (§4) häckar ofta i högstubbar som brutits av i höjd med ett gammalt spillkråkebo (Skogsstyrelsen, 2016).</w:t>
+      </w:r>
+    </w:p>
+    <w:p>
+      <w:pPr>
+        <w:pStyle w:val="Heading2"/>
+      </w:pPr>
+      <w:r>
+        <w:t>Referenser – spillkråka</w:t>
+      </w:r>
+    </w:p>
+    <w:p>
+      <w:r>
+        <w:t xml:space="preserve">Skogsstyrelsen, 2016. </w:t>
+      </w:r>
+      <w:r>
+        <w:rPr>
+          <w:i/>
+        </w:rPr>
+        <w:t xml:space="preserve">Vägledning för hänsyn till spillkråka. </w:t>
+      </w:r>
+      <w:r>
+        <w:t>Vägledningar och kunskapsstöd artskydd – Skogsstyrelsen.</w:t>
+      </w:r>
+    </w:p>
+    <w:p>
+      <w:r>
+        <w:t xml:space="preserve">SLU Artdatabanken, 2026. </w:t>
+      </w:r>
+      <w:r>
+        <w:rPr>
+          <w:i/>
+        </w:rPr>
+        <w:t xml:space="preserve">Artfaktablad. Naturvård – artfakta. </w:t>
+      </w:r>
+      <w:r>
+        <w:t>SLU Artdatabanken, Uppsala.</w:t>
+      </w:r>
+    </w:p>
+    <w:p>
+      <w:pPr>
+        <w:pStyle w:val="Heading1"/>
+      </w:pPr>
+      <w:r>
+        <w:t>Tjäder – ekologi samt krav på livsmiljön</w:t>
+      </w:r>
+    </w:p>
+    <w:p>
+      <w:r>
+        <w:t xml:space="preserve">Tjäder (§4) omfattas av bilaga 1 och 2 EU:s fågeldirektiv och är typisk art för </w:t>
+      </w:r>
+      <w:r>
+        <w:rPr>
+          <w:i/>
+        </w:rPr>
+        <w:t xml:space="preserve">9010 Taiga </w:t>
+      </w:r>
+      <w:r>
+        <w:t xml:space="preserve">och </w:t>
+      </w:r>
+      <w:r>
+        <w:rPr>
+          <w:i/>
+        </w:rPr>
+        <w:t>9740 Skogsbevuxen myr</w:t>
+      </w:r>
+      <w:r>
+        <w:t>. Tjädern är en utpräglad skogsfågel knuten till större sammanhängande barrskogsområden. Tupparna och hönorna utnyttjar till viss del olika miljöer, och habitatvalet varierar dessutom mellan olika delar av året. För att det ska finnas livskraftiga tjäderbestånd krävs funktionella skogslandskap med en blandning av uppvuxen, gles och luckig skog, täta sumpskogar, myrar och andra små våtmarker (Skogsstyrelsen, 2019; SLU Artdatabanken 2024).</w:t>
+      </w:r>
+    </w:p>
+    <w:p>
+      <w:r>
+        <w:t>Arten försvinner när skogen fragmenteras och den sammanlagda arealen hyggen och andra öppna områden blir för stor. Ett småskaligt och försiktigt virkesuttag genom hyggesfria metoder kan i vissa fall vara möjligt i området inom 200 m från lekcentrum. Längre ut från lekcentrum, inom 200–500 m bör den avverkade ytan inte överskrida 1 hektar för att undvika alltför stora och snabba förändringar (Skogsstyrelsen, 2019).</w:t>
+      </w:r>
+    </w:p>
+    <w:p>
+      <w:pPr>
+        <w:pStyle w:val="Heading2"/>
+      </w:pPr>
+      <w:r>
+        <w:t>Referenser – tjäder</w:t>
+      </w:r>
+    </w:p>
+    <w:p>
+      <w:r>
+        <w:t xml:space="preserve">Skogsstyrelsen, 2019. </w:t>
+      </w:r>
+      <w:r>
+        <w:rPr>
+          <w:i/>
+        </w:rPr>
+        <w:t>Vägledning för hänsyn till fåglar – tjäder.</w:t>
+      </w:r>
+    </w:p>
+    <w:p>
+      <w:r>
+        <w:t xml:space="preserve">SLU Artdatabanken, 2024. </w:t>
+      </w:r>
+      <w:r>
+        <w:rPr>
+          <w:i/>
+        </w:rPr>
+        <w:t xml:space="preserve">Artfaktablad. Naturvård – artfakta. </w:t>
+      </w:r>
+      <w:r>
+        <w:t>SLU Artdatabanken, Uppsala</w:t>
       </w:r>
     </w:p>
     <w:p>
@@ -650,7 +2161,7 @@
         <w:drawing>
           <wp:inline xmlns:a="http://schemas.openxmlformats.org/drawingml/2006/main" xmlns:pic="http://schemas.openxmlformats.org/drawingml/2006/picture">
             <wp:extent cx="5486400" cy="2905862"/>
-            <wp:docPr id="2" name="Picture 2"/>
+            <wp:docPr id="3" name="Picture 3"/>
             <wp:cNvGraphicFramePr>
               <a:graphicFrameLocks noChangeAspect="1"/>
             </wp:cNvGraphicFramePr>
@@ -662,7 +2173,7 @@
                     <pic:cNvPicPr/>
                   </pic:nvPicPr>
                   <pic:blipFill>
-                    <a:blip r:embed="rId17"/>
+                    <a:blip r:embed="rId18"/>
                     <a:stretch>
                       <a:fillRect/>
                     </a:stretch>
@@ -952,7 +2463,7 @@
     <w:r>
       <w:tab/>
       <w:tab/>
-      <w:t>2026-08-14</w:t>
+      <w:t>2026-08-15</w:t>
       <w:br/>
       <w:br/>
     </w:r>

--- a/tillsyn/S 2068-2026 tillsynsbegäran.docx
+++ b/tillsyn/S 2068-2026 tillsynsbegäran.docx
@@ -2463,7 +2463,7 @@
     <w:r>
       <w:tab/>
       <w:tab/>
-      <w:t>2026-08-15</w:t>
+      <w:t>2026-08-16</w:t>
       <w:br/>
       <w:br/>
     </w:r>

--- a/tillsyn/S 2068-2026 tillsynsbegäran.docx
+++ b/tillsyn/S 2068-2026 tillsynsbegäran.docx
@@ -2463,7 +2463,7 @@
     <w:r>
       <w:tab/>
       <w:tab/>
-      <w:t>2026-08-16</w:t>
+      <w:t>2026-08-17</w:t>
       <w:br/>
       <w:br/>
     </w:r>

--- a/tillsyn/S 2068-2026 tillsynsbegäran.docx
+++ b/tillsyn/S 2068-2026 tillsynsbegäran.docx
@@ -2463,7 +2463,7 @@
     <w:r>
       <w:tab/>
       <w:tab/>
-      <w:t>2026-08-17</w:t>
+      <w:t>2026-08-18</w:t>
       <w:br/>
       <w:br/>
     </w:r>

--- a/tillsyn/S 2068-2026 tillsynsbegäran.docx
+++ b/tillsyn/S 2068-2026 tillsynsbegäran.docx
@@ -2463,7 +2463,7 @@
     <w:r>
       <w:tab/>
       <w:tab/>
-      <w:t>2026-08-18</w:t>
+      <w:t>2026-08-19</w:t>
       <w:br/>
       <w:br/>
     </w:r>

--- a/tillsyn/S 2068-2026 tillsynsbegäran.docx
+++ b/tillsyn/S 2068-2026 tillsynsbegäran.docx
@@ -2463,7 +2463,7 @@
     <w:r>
       <w:tab/>
       <w:tab/>
-      <w:t>2026-08-19</w:t>
+      <w:t>2026-08-20</w:t>
       <w:br/>
       <w:br/>
     </w:r>

--- a/tillsyn/S 2068-2026 tillsynsbegäran.docx
+++ b/tillsyn/S 2068-2026 tillsynsbegäran.docx
@@ -2463,7 +2463,7 @@
     <w:r>
       <w:tab/>
       <w:tab/>
-      <w:t>2026-08-20</w:t>
+      <w:t>2026-08-21</w:t>
       <w:br/>
       <w:br/>
     </w:r>

--- a/tillsyn/S 2068-2026 tillsynsbegäran.docx
+++ b/tillsyn/S 2068-2026 tillsynsbegäran.docx
@@ -2463,7 +2463,7 @@
     <w:r>
       <w:tab/>
       <w:tab/>
-      <w:t>2026-08-21</w:t>
+      <w:t>2026-08-22</w:t>
       <w:br/>
       <w:br/>
     </w:r>

--- a/tillsyn/S 2068-2026 tillsynsbegäran.docx
+++ b/tillsyn/S 2068-2026 tillsynsbegäran.docx
@@ -2463,7 +2463,7 @@
     <w:r>
       <w:tab/>
       <w:tab/>
-      <w:t>2026-08-22</w:t>
+      <w:t>2026-08-23</w:t>
       <w:br/>
       <w:br/>
     </w:r>

--- a/tillsyn/S 2068-2026 tillsynsbegäran.docx
+++ b/tillsyn/S 2068-2026 tillsynsbegäran.docx
@@ -2463,7 +2463,7 @@
     <w:r>
       <w:tab/>
       <w:tab/>
-      <w:t>2026-08-23</w:t>
+      <w:t>2026-08-24</w:t>
       <w:br/>
       <w:br/>
     </w:r>

--- a/tillsyn/S 2068-2026 tillsynsbegäran.docx
+++ b/tillsyn/S 2068-2026 tillsynsbegäran.docx
@@ -2463,7 +2463,7 @@
     <w:r>
       <w:tab/>
       <w:tab/>
-      <w:t>2026-08-24</w:t>
+      <w:t>2026-08-25</w:t>
       <w:br/>
       <w:br/>
     </w:r>

--- a/tillsyn/S 2068-2026 tillsynsbegäran.docx
+++ b/tillsyn/S 2068-2026 tillsynsbegäran.docx
@@ -2463,7 +2463,7 @@
     <w:r>
       <w:tab/>
       <w:tab/>
-      <w:t>2026-08-25</w:t>
+      <w:t>2026-08-26</w:t>
       <w:br/>
       <w:br/>
     </w:r>

--- a/tillsyn/S 2068-2026 tillsynsbegäran.docx
+++ b/tillsyn/S 2068-2026 tillsynsbegäran.docx
@@ -2463,7 +2463,7 @@
     <w:r>
       <w:tab/>
       <w:tab/>
-      <w:t>2026-08-26</w:t>
+      <w:t>2026-08-27</w:t>
       <w:br/>
       <w:br/>
     </w:r>

--- a/tillsyn/S 2068-2026 tillsynsbegäran.docx
+++ b/tillsyn/S 2068-2026 tillsynsbegäran.docx
@@ -2463,7 +2463,7 @@
     <w:r>
       <w:tab/>
       <w:tab/>
-      <w:t>2026-08-27</w:t>
+      <w:t>2026-08-28</w:t>
       <w:br/>
       <w:br/>
     </w:r>

--- a/tillsyn/S 2068-2026 tillsynsbegäran.docx
+++ b/tillsyn/S 2068-2026 tillsynsbegäran.docx
@@ -2463,7 +2463,7 @@
     <w:r>
       <w:tab/>
       <w:tab/>
-      <w:t>2026-08-28</w:t>
+      <w:t>2026-08-29</w:t>
       <w:br/>
       <w:br/>
     </w:r>

--- a/tillsyn/S 2068-2026 tillsynsbegäran.docx
+++ b/tillsyn/S 2068-2026 tillsynsbegäran.docx
@@ -2463,7 +2463,7 @@
     <w:r>
       <w:tab/>
       <w:tab/>
-      <w:t>2026-08-29</w:t>
+      <w:t>2026-08-31</w:t>
       <w:br/>
       <w:br/>
     </w:r>

--- a/tillsyn/S 2068-2026 tillsynsbegäran.docx
+++ b/tillsyn/S 2068-2026 tillsynsbegäran.docx
@@ -2463,7 +2463,7 @@
     <w:r>
       <w:tab/>
       <w:tab/>
-      <w:t>2026-08-31</w:t>
+      <w:t>2026-09-01</w:t>
       <w:br/>
       <w:br/>
     </w:r>

--- a/tillsyn/S 2068-2026 tillsynsbegäran.docx
+++ b/tillsyn/S 2068-2026 tillsynsbegäran.docx
@@ -2463,7 +2463,7 @@
     <w:r>
       <w:tab/>
       <w:tab/>
-      <w:t>2026-09-01</w:t>
+      <w:t>2026-09-02</w:t>
       <w:br/>
       <w:br/>
     </w:r>

--- a/tillsyn/S 2068-2026 tillsynsbegäran.docx
+++ b/tillsyn/S 2068-2026 tillsynsbegäran.docx
@@ -2463,7 +2463,7 @@
     <w:r>
       <w:tab/>
       <w:tab/>
-      <w:t>2026-09-02</w:t>
+      <w:t>2026-09-03</w:t>
       <w:br/>
       <w:br/>
     </w:r>

--- a/tillsyn/S 2068-2026 tillsynsbegäran.docx
+++ b/tillsyn/S 2068-2026 tillsynsbegäran.docx
@@ -2463,7 +2463,7 @@
     <w:r>
       <w:tab/>
       <w:tab/>
-      <w:t>2026-09-03</w:t>
+      <w:t>2026-09-04</w:t>
       <w:br/>
       <w:br/>
     </w:r>

--- a/tillsyn/S 2068-2026 tillsynsbegäran.docx
+++ b/tillsyn/S 2068-2026 tillsynsbegäran.docx
@@ -2463,7 +2463,7 @@
     <w:r>
       <w:tab/>
       <w:tab/>
-      <w:t>2026-09-04</w:t>
+      <w:t>2026-09-05</w:t>
       <w:br/>
       <w:br/>
     </w:r>

--- a/tillsyn/S 2068-2026 tillsynsbegäran.docx
+++ b/tillsyn/S 2068-2026 tillsynsbegäran.docx
@@ -2463,7 +2463,7 @@
     <w:r>
       <w:tab/>
       <w:tab/>
-      <w:t>2026-09-05</w:t>
+      <w:t>2026-09-06</w:t>
       <w:br/>
       <w:br/>
     </w:r>

--- a/tillsyn/S 2068-2026 tillsynsbegäran.docx
+++ b/tillsyn/S 2068-2026 tillsynsbegäran.docx
@@ -2463,7 +2463,7 @@
     <w:r>
       <w:tab/>
       <w:tab/>
-      <w:t>2026-09-06</w:t>
+      <w:t>2026-09-07</w:t>
       <w:br/>
       <w:br/>
     </w:r>

--- a/tillsyn/S 2068-2026 tillsynsbegäran.docx
+++ b/tillsyn/S 2068-2026 tillsynsbegäran.docx
@@ -2463,7 +2463,7 @@
     <w:r>
       <w:tab/>
       <w:tab/>
-      <w:t>2026-09-07</w:t>
+      <w:t>2026-09-08</w:t>
       <w:br/>
       <w:br/>
     </w:r>

--- a/tillsyn/S 2068-2026 tillsynsbegäran.docx
+++ b/tillsyn/S 2068-2026 tillsynsbegäran.docx
@@ -2463,7 +2463,7 @@
     <w:r>
       <w:tab/>
       <w:tab/>
-      <w:t>2026-09-08</w:t>
+      <w:t>2026-09-09</w:t>
       <w:br/>
       <w:br/>
     </w:r>

--- a/tillsyn/S 2068-2026 tillsynsbegäran.docx
+++ b/tillsyn/S 2068-2026 tillsynsbegäran.docx
@@ -2463,7 +2463,7 @@
     <w:r>
       <w:tab/>
       <w:tab/>
-      <w:t>2026-09-09</w:t>
+      <w:t>2026-09-10</w:t>
       <w:br/>
       <w:br/>
     </w:r>

--- a/tillsyn/S 2068-2026 tillsynsbegäran.docx
+++ b/tillsyn/S 2068-2026 tillsynsbegäran.docx
@@ -2463,7 +2463,7 @@
     <w:r>
       <w:tab/>
       <w:tab/>
-      <w:t>2026-09-10</w:t>
+      <w:t>2026-09-11</w:t>
       <w:br/>
       <w:br/>
     </w:r>

--- a/tillsyn/S 2068-2026 tillsynsbegäran.docx
+++ b/tillsyn/S 2068-2026 tillsynsbegäran.docx
@@ -2463,7 +2463,7 @@
     <w:r>
       <w:tab/>
       <w:tab/>
-      <w:t>2026-09-11</w:t>
+      <w:t>2026-09-12</w:t>
       <w:br/>
       <w:br/>
     </w:r>
